--- a/Fase 2/Evidencias Proyecto (version Agil)/Documento 03- Sprint Backlog.docx
+++ b/Fase 2/Evidencias Proyecto (version Agil)/Documento 03- Sprint Backlog.docx
@@ -489,7 +489,7 @@
           <w:r>
             <w:fldChar w:fldCharType="separate"/>
           </w:r>
-          <w:hyperlink w:anchor="_Toc243155757" w:history="1">
+          <w:hyperlink w:anchor="_Toc243158251" w:history="1">
             <w:r>
               <w:rPr>
                 <w:rStyle w:val="Hipervnculo"/>
@@ -542,7 +542,7 @@
                 <w:noProof/>
                 <w:webHidden/>
               </w:rPr>
-              <w:instrText xml:space="preserve"> PAGEREF _Toc243155757 \h </w:instrText>
+              <w:instrText xml:space="preserve"> PAGEREF _Toc243158251 \h </w:instrText>
             </w:r>
             <w:r>
               <w:rPr>
@@ -593,7 +593,7 @@
               <w14:ligatures w14:val="standardContextual"/>
             </w:rPr>
           </w:pPr>
-          <w:hyperlink w:anchor="_Toc243155758" w:history="1">
+          <w:hyperlink w:anchor="_Toc243158252" w:history="1">
             <w:r>
               <w:rPr>
                 <w:rStyle w:val="Hipervnculo"/>
@@ -642,7 +642,7 @@
                 <w:noProof/>
                 <w:webHidden/>
               </w:rPr>
-              <w:instrText xml:space="preserve"> PAGEREF _Toc243155758 \h </w:instrText>
+              <w:instrText xml:space="preserve"> PAGEREF _Toc243158252 \h </w:instrText>
             </w:r>
             <w:r>
               <w:rPr>
@@ -693,7 +693,7 @@
               <w14:ligatures w14:val="standardContextual"/>
             </w:rPr>
           </w:pPr>
-          <w:hyperlink w:anchor="_Toc243155759" w:history="1">
+          <w:hyperlink w:anchor="_Toc243158253" w:history="1">
             <w:r>
               <w:rPr>
                 <w:rStyle w:val="Hipervnculo"/>
@@ -745,7 +745,7 @@
                 <w:noProof/>
                 <w:webHidden/>
               </w:rPr>
-              <w:instrText xml:space="preserve"> PAGEREF _Toc243155759 \h </w:instrText>
+              <w:instrText xml:space="preserve"> PAGEREF _Toc243158253 \h </w:instrText>
             </w:r>
             <w:r>
               <w:rPr>
@@ -794,7 +794,7 @@
               <w14:ligatures w14:val="standardContextual"/>
             </w:rPr>
           </w:pPr>
-          <w:hyperlink w:anchor="_Toc243155760" w:history="1">
+          <w:hyperlink w:anchor="_Toc243158254" w:history="1">
             <w:r>
               <w:rPr>
                 <w:rStyle w:val="Hipervnculo"/>
@@ -844,7 +844,7 @@
                 <w:noProof/>
                 <w:webHidden/>
               </w:rPr>
-              <w:instrText xml:space="preserve"> PAGEREF _Toc243155760 \h </w:instrText>
+              <w:instrText xml:space="preserve"> PAGEREF _Toc243158254 \h </w:instrText>
             </w:r>
             <w:r>
               <w:rPr>
@@ -895,7 +895,7 @@
               <w14:ligatures w14:val="standardContextual"/>
             </w:rPr>
           </w:pPr>
-          <w:hyperlink w:anchor="_Toc243155761" w:history="1">
+          <w:hyperlink w:anchor="_Toc243158255" w:history="1">
             <w:r>
               <w:rPr>
                 <w:rStyle w:val="Hipervnculo"/>
@@ -947,7 +947,7 @@
                 <w:noProof/>
                 <w:webHidden/>
               </w:rPr>
-              <w:instrText xml:space="preserve"> PAGEREF _Toc243155761 \h </w:instrText>
+              <w:instrText xml:space="preserve"> PAGEREF _Toc243158255 \h </w:instrText>
             </w:r>
             <w:r>
               <w:rPr>
@@ -996,7 +996,7 @@
               <w14:ligatures w14:val="standardContextual"/>
             </w:rPr>
           </w:pPr>
-          <w:hyperlink w:anchor="_Toc243155762" w:history="1">
+          <w:hyperlink w:anchor="_Toc243158256" w:history="1">
             <w:r>
               <w:rPr>
                 <w:rStyle w:val="Hipervnculo"/>
@@ -1046,7 +1046,7 @@
                 <w:noProof/>
                 <w:webHidden/>
               </w:rPr>
-              <w:instrText xml:space="preserve"> PAGEREF _Toc243155762 \h </w:instrText>
+              <w:instrText xml:space="preserve"> PAGEREF _Toc243158256 \h </w:instrText>
             </w:r>
             <w:r>
               <w:rPr>
@@ -1097,7 +1097,7 @@
               <w14:ligatures w14:val="standardContextual"/>
             </w:rPr>
           </w:pPr>
-          <w:hyperlink w:anchor="_Toc243155763" w:history="1">
+          <w:hyperlink w:anchor="_Toc243158257" w:history="1">
             <w:r>
               <w:rPr>
                 <w:rStyle w:val="Hipervnculo"/>
@@ -1149,7 +1149,7 @@
                 <w:noProof/>
                 <w:webHidden/>
               </w:rPr>
-              <w:instrText xml:space="preserve"> PAGEREF _Toc243155763 \h </w:instrText>
+              <w:instrText xml:space="preserve"> PAGEREF _Toc243158257 \h </w:instrText>
             </w:r>
             <w:r>
               <w:rPr>
@@ -1198,7 +1198,7 @@
               <w14:ligatures w14:val="standardContextual"/>
             </w:rPr>
           </w:pPr>
-          <w:hyperlink w:anchor="_Toc243155764" w:history="1">
+          <w:hyperlink w:anchor="_Toc243158258" w:history="1">
             <w:r>
               <w:rPr>
                 <w:rStyle w:val="Hipervnculo"/>
@@ -1248,7 +1248,7 @@
                 <w:noProof/>
                 <w:webHidden/>
               </w:rPr>
-              <w:instrText xml:space="preserve"> PAGEREF _Toc243155764 \h </w:instrText>
+              <w:instrText xml:space="preserve"> PAGEREF _Toc243158258 \h </w:instrText>
             </w:r>
             <w:r>
               <w:rPr>
@@ -1299,7 +1299,7 @@
               <w14:ligatures w14:val="standardContextual"/>
             </w:rPr>
           </w:pPr>
-          <w:hyperlink w:anchor="_Toc243155765" w:history="1">
+          <w:hyperlink w:anchor="_Toc243158259" w:history="1">
             <w:r>
               <w:rPr>
                 <w:rStyle w:val="Hipervnculo"/>
@@ -1351,7 +1351,7 @@
                 <w:noProof/>
                 <w:webHidden/>
               </w:rPr>
-              <w:instrText xml:space="preserve"> PAGEREF _Toc243155765 \h </w:instrText>
+              <w:instrText xml:space="preserve"> PAGEREF _Toc243158259 \h </w:instrText>
             </w:r>
             <w:r>
               <w:rPr>
@@ -1402,7 +1402,7 @@
               <w14:ligatures w14:val="standardContextual"/>
             </w:rPr>
           </w:pPr>
-          <w:hyperlink w:anchor="_Toc243155766" w:history="1">
+          <w:hyperlink w:anchor="_Toc243158260" w:history="1">
             <w:r>
               <w:rPr>
                 <w:rStyle w:val="Hipervnculo"/>
@@ -1454,7 +1454,7 @@
                 <w:noProof/>
                 <w:webHidden/>
               </w:rPr>
-              <w:instrText xml:space="preserve"> PAGEREF _Toc243155766 \h </w:instrText>
+              <w:instrText xml:space="preserve"> PAGEREF _Toc243158260 \h </w:instrText>
             </w:r>
             <w:r>
               <w:rPr>
@@ -1505,7 +1505,7 @@
               <w14:ligatures w14:val="standardContextual"/>
             </w:rPr>
           </w:pPr>
-          <w:hyperlink w:anchor="_Toc243155767" w:history="1">
+          <w:hyperlink w:anchor="_Toc243158261" w:history="1">
             <w:r>
               <w:rPr>
                 <w:rStyle w:val="Hipervnculo"/>
@@ -1557,7 +1557,7 @@
                 <w:noProof/>
                 <w:webHidden/>
               </w:rPr>
-              <w:instrText xml:space="preserve"> PAGEREF _Toc243155767 \h </w:instrText>
+              <w:instrText xml:space="preserve"> PAGEREF _Toc243158261 \h </w:instrText>
             </w:r>
             <w:r>
               <w:rPr>
@@ -1608,7 +1608,7 @@
               <w14:ligatures w14:val="standardContextual"/>
             </w:rPr>
           </w:pPr>
-          <w:hyperlink w:anchor="_Toc243155768" w:history="1">
+          <w:hyperlink w:anchor="_Toc243158262" w:history="1">
             <w:r>
               <w:rPr>
                 <w:rStyle w:val="Hipervnculo"/>
@@ -1660,7 +1660,7 @@
                 <w:noProof/>
                 <w:webHidden/>
               </w:rPr>
-              <w:instrText xml:space="preserve"> PAGEREF _Toc243155768 \h </w:instrText>
+              <w:instrText xml:space="preserve"> PAGEREF _Toc243158262 \h </w:instrText>
             </w:r>
             <w:r>
               <w:rPr>
@@ -1711,7 +1711,7 @@
               <w14:ligatures w14:val="standardContextual"/>
             </w:rPr>
           </w:pPr>
-          <w:hyperlink w:anchor="_Toc243155769" w:history="1">
+          <w:hyperlink w:anchor="_Toc243158263" w:history="1">
             <w:r>
               <w:rPr>
                 <w:rStyle w:val="Hipervnculo"/>
@@ -1763,7 +1763,7 @@
                 <w:noProof/>
                 <w:webHidden/>
               </w:rPr>
-              <w:instrText xml:space="preserve"> PAGEREF _Toc243155769 \h </w:instrText>
+              <w:instrText xml:space="preserve"> PAGEREF _Toc243158263 \h </w:instrText>
             </w:r>
             <w:r>
               <w:rPr>
@@ -1810,8 +1810,8 @@
           <w:kern w:val="32"/>
         </w:rPr>
       </w:pPr>
-      <w:bookmarkStart w:id="0" w:name="_Toc243151318"/>
-      <w:bookmarkStart w:id="1" w:name="_Toc243155757"/>
+      <w:bookmarkStart w:id="0" w:name="_Toc243155759"/>
+      <w:bookmarkStart w:id="1" w:name="_Toc243158251"/>
       <w:r>
         <w:rPr>
           <w:rFonts w:asciiTheme="minorHAnsi" w:eastAsia="Times New Roman" w:hAnsiTheme="minorHAnsi" w:cstheme="minorHAnsi"/>
@@ -2310,8 +2310,8 @@
       <w:pPr>
         <w:pStyle w:val="Ttulo1"/>
       </w:pPr>
-      <w:bookmarkStart w:id="2" w:name="_Toc243151319"/>
-      <w:bookmarkStart w:id="3" w:name="_Toc243155758"/>
+      <w:bookmarkStart w:id="2" w:name="_Toc243155760"/>
+      <w:bookmarkStart w:id="3" w:name="_Toc243158252"/>
       <w:r>
         <w:t>Integrantes:</w:t>
       </w:r>
@@ -2585,7 +2585,7 @@
           <w:lang w:val="es-CL" w:eastAsia="es-CL"/>
         </w:rPr>
       </w:pPr>
-      <w:bookmarkStart w:id="4" w:name="_Toc243155759"/>
+      <w:bookmarkStart w:id="4" w:name="_Toc243158253"/>
       <w:r>
         <w:rPr>
           <w:rFonts w:asciiTheme="minorHAnsi" w:hAnsiTheme="minorHAnsi" w:cstheme="minorHAnsi"/>
@@ -3537,7 +3537,7 @@
           <w:lang w:val="es-CL" w:eastAsia="es-CL"/>
         </w:rPr>
       </w:pPr>
-      <w:bookmarkStart w:id="5" w:name="_Toc243155760"/>
+      <w:bookmarkStart w:id="5" w:name="_Toc243158254"/>
       <w:r>
         <w:rPr>
           <w:rFonts w:asciiTheme="minorHAnsi" w:hAnsiTheme="minorHAnsi" w:cstheme="minorHAnsi"/>
@@ -3578,7 +3578,7 @@
           <w:lang w:val="es-CL" w:eastAsia="es-CL"/>
         </w:rPr>
       </w:pPr>
-      <w:bookmarkStart w:id="6" w:name="_Toc243155761"/>
+      <w:bookmarkStart w:id="6" w:name="_Toc243158255"/>
       <w:r>
         <w:rPr>
           <w:rFonts w:asciiTheme="minorHAnsi" w:hAnsiTheme="minorHAnsi" w:cstheme="minorHAnsi"/>
@@ -3985,7 +3985,7 @@
           <w:lang w:val="es-CL" w:eastAsia="es-CL"/>
         </w:rPr>
       </w:pPr>
-      <w:bookmarkStart w:id="7" w:name="_Toc243155762"/>
+      <w:bookmarkStart w:id="7" w:name="_Toc243158256"/>
       <w:r>
         <w:rPr>
           <w:rFonts w:asciiTheme="minorHAnsi" w:hAnsiTheme="minorHAnsi" w:cstheme="minorHAnsi"/>
@@ -6428,7 +6428,7 @@
           <w:lang w:val="es-CL" w:eastAsia="es-CL"/>
         </w:rPr>
       </w:pPr>
-      <w:bookmarkStart w:id="8" w:name="_Toc243155763"/>
+      <w:bookmarkStart w:id="8" w:name="_Toc243158257"/>
       <w:r>
         <w:rPr>
           <w:rFonts w:asciiTheme="minorHAnsi" w:hAnsiTheme="minorHAnsi" w:cstheme="minorHAnsi"/>
@@ -6855,7 +6855,7 @@
           <w:lang w:val="es-CL" w:eastAsia="es-CL"/>
         </w:rPr>
       </w:pPr>
-      <w:bookmarkStart w:id="9" w:name="_Toc243155764"/>
+      <w:bookmarkStart w:id="9" w:name="_Toc243158258"/>
       <w:r>
         <w:rPr>
           <w:rFonts w:asciiTheme="minorHAnsi" w:hAnsiTheme="minorHAnsi" w:cstheme="minorHAnsi"/>
@@ -8832,7 +8832,7 @@
           <w:lang w:val="es-CL" w:eastAsia="es-CL"/>
         </w:rPr>
       </w:pPr>
-      <w:bookmarkStart w:id="10" w:name="_Toc243155765"/>
+      <w:bookmarkStart w:id="10" w:name="_Toc243158259"/>
       <w:r>
         <w:rPr>
           <w:rFonts w:asciiTheme="minorHAnsi" w:hAnsiTheme="minorHAnsi" w:cstheme="minorHAnsi"/>
@@ -9999,7 +9999,7 @@
           <w:lang w:val="es-CL" w:eastAsia="es-CL"/>
         </w:rPr>
       </w:pPr>
-      <w:bookmarkStart w:id="11" w:name="_Toc243155766"/>
+      <w:bookmarkStart w:id="11" w:name="_Toc243158260"/>
       <w:r>
         <w:rPr>
           <w:rFonts w:asciiTheme="minorHAnsi" w:hAnsiTheme="minorHAnsi" w:cstheme="minorHAnsi"/>
@@ -11103,7 +11103,7 @@
           <w:lang w:val="es-CL" w:eastAsia="es-CL"/>
         </w:rPr>
       </w:pPr>
-      <w:bookmarkStart w:id="12" w:name="_Toc243155767"/>
+      <w:bookmarkStart w:id="12" w:name="_Toc243158261"/>
       <w:r>
         <w:rPr>
           <w:rFonts w:asciiTheme="minorHAnsi" w:hAnsiTheme="minorHAnsi" w:cstheme="minorHAnsi"/>
@@ -12452,7 +12452,7 @@
           <w:lang w:val="es-CL" w:eastAsia="es-CL"/>
         </w:rPr>
       </w:pPr>
-      <w:bookmarkStart w:id="13" w:name="_Toc243155768"/>
+      <w:bookmarkStart w:id="13" w:name="_Toc243158262"/>
       <w:r>
         <w:rPr>
           <w:rFonts w:asciiTheme="minorHAnsi" w:hAnsiTheme="minorHAnsi" w:cstheme="minorHAnsi"/>
@@ -12766,17 +12766,14 @@
           <w:rFonts w:cstheme="minorHAnsi"/>
           <w:lang w:val="es-CL" w:eastAsia="es-CL"/>
         </w:rPr>
-        <w:t xml:space="preserve">E1 (19 SP) se desarrolló en unas tres semanas (S4 a S6), es decir, cerca de 6 SP por semana. La carga planificada de S11 (14 SP) y S14 (13 SP más HU25) supera ese ritmo, por lo que se revisará en la planificación de E3 y E4. </w:t>
+        <w:t>E1 (19 SP) se desarrolló en unas tres semanas (S4 a S6), cerca de 6 SP por semana. Ese ritmo incluye trabajo de base que no suma Story Points: el entorno Docker, Alembic, la seguridad y la estructura de capas. E2 a E4 reutilizan esa estructura (modelo y migración, schemas, servicio, router protegido por rol, pruebas y acta), por lo que se espera un ritmo mayor. La carga planificada de S11 (14 SP) y de S14 (13 SP más HU25) supera el ritmo de E1, así que se mantiene como riesgo: al cierre de cada semana se co</w:t>
       </w:r>
       <w:r>
         <w:rPr>
           <w:rFonts w:cstheme="minorHAnsi"/>
-          <w:b/>
-          <w:bCs/>
-          <w:highlight w:val="yellow"/>
           <w:lang w:val="es-CL" w:eastAsia="es-CL"/>
         </w:rPr>
-        <w:t>[CONFIRMAR con el equipo]</w:t>
+        <w:t>mpara lo terminado con lo planificado y, si hay desviación, se repriorizan las historias de menor prioridad del Product Backlog dentro de las semanas de cada épica, sin mover las fechas de la Carta Gantt.</w:t>
       </w:r>
     </w:p>
     <w:p>
@@ -12786,7 +12783,7 @@
           <w:lang w:val="es-CL" w:eastAsia="es-CL"/>
         </w:rPr>
       </w:pPr>
-      <w:bookmarkStart w:id="14" w:name="_Toc243155769"/>
+      <w:bookmarkStart w:id="14" w:name="_Toc243158263"/>
       <w:r>
         <w:rPr>
           <w:rFonts w:asciiTheme="minorHAnsi" w:hAnsiTheme="minorHAnsi" w:cstheme="minorHAnsi"/>
@@ -16473,13 +16470,15 @@
   <w:rsids>
     <w:rsidRoot w:val="00960213"/>
     <w:rsid w:val="000609BA"/>
+    <w:rsid w:val="00120E54"/>
     <w:rsid w:val="00194DF5"/>
     <w:rsid w:val="001B14B7"/>
+    <w:rsid w:val="001B589C"/>
+    <w:rsid w:val="001F5A9D"/>
     <w:rsid w:val="00230D02"/>
     <w:rsid w:val="00252686"/>
     <w:rsid w:val="002835FC"/>
     <w:rsid w:val="002C06A7"/>
-    <w:rsid w:val="002E10F3"/>
     <w:rsid w:val="004F7F49"/>
     <w:rsid w:val="00546866"/>
     <w:rsid w:val="0057410B"/>
@@ -16490,11 +16489,10 @@
     <w:rsid w:val="006E2FCC"/>
     <w:rsid w:val="00704192"/>
     <w:rsid w:val="00825B36"/>
-    <w:rsid w:val="008F14C5"/>
     <w:rsid w:val="009007E1"/>
     <w:rsid w:val="00960213"/>
+    <w:rsid w:val="009A43F3"/>
     <w:rsid w:val="009B18C0"/>
-    <w:rsid w:val="00B86A01"/>
     <w:rsid w:val="00BD2436"/>
     <w:rsid w:val="00C47BA2"/>
     <w:rsid w:val="00C5036F"/>
@@ -16502,14 +16500,11 @@
     <w:rsid w:val="00CC0D42"/>
     <w:rsid w:val="00CF44FB"/>
     <w:rsid w:val="00D515DB"/>
-    <w:rsid w:val="00D557D7"/>
     <w:rsid w:val="00DD693D"/>
-    <w:rsid w:val="00E269D6"/>
     <w:rsid w:val="00EC0D06"/>
     <w:rsid w:val="00EC21D5"/>
     <w:rsid w:val="00F03101"/>
     <w:rsid w:val="00F0486C"/>
-    <w:rsid w:val="00F64123"/>
   </w:rsids>
   <m:mathPr>
     <m:mathFont m:val="Cambria Math"/>
@@ -17479,12 +17474,7 @@
 </file>
 
 <file path=customXml/item3.xml><?xml version="1.0" encoding="utf-8"?>
-<?mso-contentType ?>
-<FormTemplates xmlns="http://schemas.microsoft.com/sharepoint/v3/contenttype/forms">
-  <Display>DocumentLibraryForm</Display>
-  <Edit>DocumentLibraryForm</Edit>
-  <New>DocumentLibraryForm</New>
-</FormTemplates>
+<b:Sources xmlns:b="http://schemas.openxmlformats.org/officeDocument/2006/bibliography" xmlns="http://schemas.openxmlformats.org/officeDocument/2006/bibliography" SelectedStyle="\APA.XSL" StyleName="APA"/>
 </file>
 
 <file path=customXml/item4.xml><?xml version="1.0" encoding="utf-8"?>
@@ -17498,7 +17488,12 @@
 </file>
 
 <file path=customXml/item5.xml><?xml version="1.0" encoding="utf-8"?>
-<b:Sources xmlns:b="http://schemas.openxmlformats.org/officeDocument/2006/bibliography" xmlns="http://schemas.openxmlformats.org/officeDocument/2006/bibliography" SelectedStyle="\APA.XSL" StyleName="APA"/>
+<?mso-contentType ?>
+<FormTemplates xmlns="http://schemas.microsoft.com/sharepoint/v3/contenttype/forms">
+  <Display>DocumentLibraryForm</Display>
+  <Edit>DocumentLibraryForm</Edit>
+  <New>DocumentLibraryForm</New>
+</FormTemplates>
 </file>
 
 <file path=customXml/itemProps1.xml><?xml version="1.0" encoding="utf-8"?>
@@ -17529,9 +17524,9 @@
 </file>
 
 <file path=customXml/itemProps3.xml><?xml version="1.0" encoding="utf-8"?>
-<ds:datastoreItem xmlns:ds="http://schemas.openxmlformats.org/officeDocument/2006/customXml" ds:itemID="{EE9AAF0E-D63F-459F-A0FB-CDCE9F728F33}">
+<ds:datastoreItem xmlns:ds="http://schemas.openxmlformats.org/officeDocument/2006/customXml" ds:itemID="{BD6EC776-6679-4C69-98E3-6D068EA0A3C9}">
   <ds:schemaRefs>
-    <ds:schemaRef ds:uri="http://schemas.microsoft.com/sharepoint/v3/contenttype/forms"/>
+    <ds:schemaRef ds:uri="http://schemas.openxmlformats.org/officeDocument/2006/bibliography"/>
   </ds:schemaRefs>
 </ds:datastoreItem>
 </file>
@@ -17547,9 +17542,9 @@
 </file>
 
 <file path=customXml/itemProps5.xml><?xml version="1.0" encoding="utf-8"?>
-<ds:datastoreItem xmlns:ds="http://schemas.openxmlformats.org/officeDocument/2006/customXml" ds:itemID="{BD6EC776-6679-4C69-98E3-6D068EA0A3C9}">
+<ds:datastoreItem xmlns:ds="http://schemas.openxmlformats.org/officeDocument/2006/customXml" ds:itemID="{EE9AAF0E-D63F-459F-A0FB-CDCE9F728F33}">
   <ds:schemaRefs>
-    <ds:schemaRef ds:uri="http://schemas.openxmlformats.org/officeDocument/2006/bibliography"/>
+    <ds:schemaRef ds:uri="http://schemas.microsoft.com/sharepoint/v3/contenttype/forms"/>
   </ds:schemaRefs>
 </ds:datastoreItem>
 </file>
--- a/Fase 2/Evidencias Proyecto (version Agil)/Documento 03- Sprint Backlog.docx
+++ b/Fase 2/Evidencias Proyecto (version Agil)/Documento 03- Sprint Backlog.docx
@@ -99,7 +99,6 @@
                 <w:dataBinding w:prefixMappings="xmlns:ns0='http://schemas.openxmlformats.org/package/2006/metadata/core-properties' xmlns:ns1='http://purl.org/dc/elements/1.1/'" w:xpath="/ns0:coreProperties[1]/ns1:title[1]" w:storeItemID="{6C3C8BC8-F283-45AE-878A-BAB7291924A1}"/>
                 <w:text/>
               </w:sdtPr>
-              <w:sdtEndPr/>
               <w:sdtContent>
                 <w:tc>
                   <w:tcPr>
@@ -152,7 +151,6 @@
                 <w:dataBinding w:prefixMappings="xmlns:ns0='http://schemas.openxmlformats.org/package/2006/metadata/core-properties' xmlns:ns1='http://purl.org/dc/elements/1.1/'" w:xpath="/ns0:coreProperties[1]/ns1:subject[1]" w:storeItemID="{6C3C8BC8-F283-45AE-878A-BAB7291924A1}"/>
                 <w:text/>
               </w:sdtPr>
-              <w:sdtEndPr/>
               <w:sdtContent>
                 <w:tc>
                   <w:tcPr>
@@ -281,7 +279,6 @@
                   <w:calendar w:val="gregorian"/>
                 </w:date>
               </w:sdtPr>
-              <w:sdtEndPr/>
               <w:sdtContent>
                 <w:tc>
                   <w:tcPr>
@@ -350,7 +347,6 @@
                 <w:dataBinding w:prefixMappings="xmlns:ns0='http://schemas.microsoft.com/office/2006/coverPageProps'" w:xpath="/ns0:CoverPageProperties[1]/ns0:Abstract[1]" w:storeItemID="{55AF091B-3C7A-41E3-B477-F2FDAA23CFDA}"/>
                 <w:text/>
               </w:sdtPr>
-              <w:sdtEndPr/>
               <w:sdtContent>
                 <w:tc>
                   <w:tcPr>
@@ -443,7 +439,6 @@
           <w:docPartUnique/>
         </w:docPartObj>
       </w:sdtPr>
-      <w:sdtEndPr/>
       <w:sdtContent>
         <w:p>
           <w:pPr>
@@ -2203,7 +2198,7 @@
           <w:rFonts w:eastAsia="Times New Roman" w:cstheme="minorHAnsi"/>
           <w:sz w:val="20"/>
           <w:szCs w:val="24"/>
-          <w:lang w:val="fr-FR" w:eastAsia="es-ES"/>
+          <w:lang w:val="es-CL" w:eastAsia="es-ES"/>
         </w:rPr>
       </w:pPr>
     </w:p>
@@ -2215,7 +2210,7 @@
           <w:rFonts w:eastAsia="Times New Roman" w:cstheme="minorHAnsi"/>
           <w:sz w:val="20"/>
           <w:szCs w:val="24"/>
-          <w:lang w:val="fr-FR" w:eastAsia="es-ES"/>
+          <w:lang w:val="es-CL" w:eastAsia="es-ES"/>
         </w:rPr>
       </w:pPr>
     </w:p>
@@ -2608,14 +2603,7 @@
           <w:rFonts w:cstheme="minorHAnsi"/>
           <w:lang w:val="es-CL" w:eastAsia="es-CL"/>
         </w:rPr>
-        <w:t>El presente documento registra el Sprint Backlog del proyecto A2D SM: las historias de usuario y tareas de cada semana del proyecto, sus responsables, estado y evidencias de cumplimiento. El equipo trabaja con Scrum (Schwaber y Sutherland, 2020) en sprints semanales, que corresponden a las semanas S1 a S18 de la Carta Gantt de la Fase 1 (S1 comienza el 24/08/2026). Las reuniones de avance del equipo se registran como fechas dentro de cada semana. Los Story Points (SP) provienen del Product Backlog (Document</w:t>
-      </w:r>
-      <w:r>
-        <w:rPr>
-          <w:rFonts w:cstheme="minorHAnsi"/>
-          <w:lang w:val="es-CL" w:eastAsia="es-CL"/>
-        </w:rPr>
-        <w:t>o 02) y se estimaron con Poker Planning.</w:t>
+        <w:t>El presente documento registra el Sprint Backlog del proyecto A2D SM: las historias de usuario y tareas de cada semana del proyecto, sus responsables, estado y evidencias de cumplimiento. El equipo trabaja con Scrum (Schwaber y Sutherland, 2020) en sprints semanales, que corresponden a las semanas S1 a S18 de la Carta Gantt de la Fase 1 (S1 comienza el 24/08/2026). Las reuniones de avance del equipo se registran como fechas dentro de cada semana. Los Story Points (SP) provienen del Product Backlog (Documento 02) y se estimaron con Poker Planning.</w:t>
       </w:r>
     </w:p>
     <w:tbl>
@@ -2859,15 +2847,15 @@
               <w:keepNext/>
               <w:spacing w:before="20" w:after="20"/>
               <w:rPr>
-                <w:lang w:val="es-CL" w:eastAsia="es-CL"/>
-              </w:rPr>
-            </w:pPr>
-            <w:r>
-              <w:rPr>
-                <w:rFonts w:asciiTheme="minorHAnsi" w:hAnsiTheme="minorHAnsi" w:cstheme="minorHAnsi"/>
-                <w:sz w:val="18"/>
-                <w:szCs w:val="18"/>
-                <w:lang w:val="es-CL" w:eastAsia="es-CL"/>
+                <w:lang w:val="pt-BR" w:eastAsia="es-CL"/>
+              </w:rPr>
+            </w:pPr>
+            <w:r>
+              <w:rPr>
+                <w:rFonts w:asciiTheme="minorHAnsi" w:hAnsiTheme="minorHAnsi" w:cstheme="minorHAnsi"/>
+                <w:sz w:val="18"/>
+                <w:szCs w:val="18"/>
+                <w:lang w:val="pt-BR" w:eastAsia="es-CL"/>
               </w:rPr>
               <w:t>Modelo E-R y arquitectura base</w:t>
             </w:r>
@@ -5471,15 +5459,15 @@
             <w:pPr>
               <w:spacing w:before="20" w:after="20"/>
               <w:rPr>
-                <w:lang w:val="es-CL" w:eastAsia="es-CL"/>
-              </w:rPr>
-            </w:pPr>
-            <w:r>
-              <w:rPr>
-                <w:rFonts w:asciiTheme="minorHAnsi" w:hAnsiTheme="minorHAnsi" w:cstheme="minorHAnsi"/>
-                <w:sz w:val="18"/>
-                <w:szCs w:val="18"/>
-                <w:lang w:val="es-CL" w:eastAsia="es-CL"/>
+                <w:lang w:val="en-US" w:eastAsia="es-CL"/>
+              </w:rPr>
+            </w:pPr>
+            <w:r>
+              <w:rPr>
+                <w:rFonts w:asciiTheme="minorHAnsi" w:hAnsiTheme="minorHAnsi" w:cstheme="minorHAnsi"/>
+                <w:sz w:val="18"/>
+                <w:szCs w:val="18"/>
+                <w:lang w:val="en-US" w:eastAsia="es-CL"/>
               </w:rPr>
               <w:t xml:space="preserve">Dependencias </w:t>
             </w:r>
@@ -5488,7 +5476,7 @@
                 <w:rFonts w:ascii="Consolas" w:hAnsi="Consolas" w:cs="Consolas"/>
                 <w:sz w:val="18"/>
                 <w:szCs w:val="18"/>
-                <w:lang w:val="es-CL" w:eastAsia="es-CL"/>
+                <w:lang w:val="en-US" w:eastAsia="es-CL"/>
               </w:rPr>
               <w:t>get_current_user</w:t>
             </w:r>
@@ -5497,7 +5485,7 @@
                 <w:rFonts w:asciiTheme="minorHAnsi" w:hAnsiTheme="minorHAnsi" w:cstheme="minorHAnsi"/>
                 <w:sz w:val="18"/>
                 <w:szCs w:val="18"/>
-                <w:lang w:val="es-CL" w:eastAsia="es-CL"/>
+                <w:lang w:val="en-US" w:eastAsia="es-CL"/>
               </w:rPr>
               <w:t xml:space="preserve">, </w:t>
             </w:r>
@@ -5506,7 +5494,7 @@
                 <w:rFonts w:ascii="Consolas" w:hAnsi="Consolas" w:cs="Consolas"/>
                 <w:sz w:val="18"/>
                 <w:szCs w:val="18"/>
-                <w:lang w:val="es-CL" w:eastAsia="es-CL"/>
+                <w:lang w:val="en-US" w:eastAsia="es-CL"/>
               </w:rPr>
               <w:t>require_rol</w:t>
             </w:r>
@@ -5515,7 +5503,7 @@
                 <w:rFonts w:asciiTheme="minorHAnsi" w:hAnsiTheme="minorHAnsi" w:cstheme="minorHAnsi"/>
                 <w:sz w:val="18"/>
                 <w:szCs w:val="18"/>
-                <w:lang w:val="es-CL" w:eastAsia="es-CL"/>
+                <w:lang w:val="en-US" w:eastAsia="es-CL"/>
               </w:rPr>
               <w:t xml:space="preserve">, </w:t>
             </w:r>
@@ -5524,7 +5512,7 @@
                 <w:rFonts w:ascii="Consolas" w:hAnsi="Consolas" w:cs="Consolas"/>
                 <w:sz w:val="18"/>
                 <w:szCs w:val="18"/>
-                <w:lang w:val="es-CL" w:eastAsia="es-CL"/>
+                <w:lang w:val="en-US" w:eastAsia="es-CL"/>
               </w:rPr>
               <w:t>require_roles</w:t>
             </w:r>
@@ -6602,15 +6590,15 @@
               <w:keepNext/>
               <w:spacing w:before="20" w:after="20"/>
               <w:rPr>
-                <w:lang w:val="es-CL" w:eastAsia="es-CL"/>
-              </w:rPr>
-            </w:pPr>
-            <w:r>
-              <w:rPr>
-                <w:rFonts w:asciiTheme="minorHAnsi" w:hAnsiTheme="minorHAnsi" w:cstheme="minorHAnsi"/>
-                <w:sz w:val="18"/>
-                <w:szCs w:val="18"/>
-                <w:lang w:val="es-CL" w:eastAsia="es-CL"/>
+                <w:lang w:val="pt-BR" w:eastAsia="es-CL"/>
+              </w:rPr>
+            </w:pPr>
+            <w:r>
+              <w:rPr>
+                <w:rFonts w:asciiTheme="minorHAnsi" w:hAnsiTheme="minorHAnsi" w:cstheme="minorHAnsi"/>
+                <w:sz w:val="18"/>
+                <w:szCs w:val="18"/>
+                <w:lang w:val="pt-BR" w:eastAsia="es-CL"/>
               </w:rPr>
               <w:t>Modelo E-R y arquitectura base (S5–S6); E1 se adelantó a estas semanas</w:t>
             </w:r>
@@ -7265,15 +7253,15 @@
               <w:keepNext/>
               <w:spacing w:before="20" w:after="20"/>
               <w:rPr>
-                <w:lang w:val="es-CL" w:eastAsia="es-CL"/>
-              </w:rPr>
-            </w:pPr>
-            <w:r>
-              <w:rPr>
-                <w:rFonts w:asciiTheme="minorHAnsi" w:hAnsiTheme="minorHAnsi" w:cstheme="minorHAnsi"/>
-                <w:sz w:val="18"/>
-                <w:szCs w:val="18"/>
-                <w:lang w:val="es-CL" w:eastAsia="es-CL"/>
+                <w:lang w:val="en-US" w:eastAsia="es-CL"/>
+              </w:rPr>
+            </w:pPr>
+            <w:r>
+              <w:rPr>
+                <w:rFonts w:asciiTheme="minorHAnsi" w:hAnsiTheme="minorHAnsi" w:cstheme="minorHAnsi"/>
+                <w:sz w:val="18"/>
+                <w:szCs w:val="18"/>
+                <w:lang w:val="en-US" w:eastAsia="es-CL"/>
               </w:rPr>
               <w:t xml:space="preserve">Router </w:t>
             </w:r>
@@ -7282,7 +7270,7 @@
                 <w:rFonts w:ascii="Consolas" w:hAnsi="Consolas" w:cs="Consolas"/>
                 <w:sz w:val="18"/>
                 <w:szCs w:val="18"/>
-                <w:lang w:val="es-CL" w:eastAsia="es-CL"/>
+                <w:lang w:val="en-US" w:eastAsia="es-CL"/>
               </w:rPr>
               <w:t>auth</w:t>
             </w:r>
@@ -7291,7 +7279,7 @@
                 <w:rFonts w:asciiTheme="minorHAnsi" w:hAnsiTheme="minorHAnsi" w:cstheme="minorHAnsi"/>
                 <w:sz w:val="18"/>
                 <w:szCs w:val="18"/>
-                <w:lang w:val="es-CL" w:eastAsia="es-CL"/>
+                <w:lang w:val="en-US" w:eastAsia="es-CL"/>
               </w:rPr>
               <w:t xml:space="preserve">: </w:t>
             </w:r>
@@ -7300,7 +7288,7 @@
                 <w:rFonts w:ascii="Consolas" w:hAnsi="Consolas" w:cs="Consolas"/>
                 <w:sz w:val="18"/>
                 <w:szCs w:val="18"/>
-                <w:lang w:val="es-CL" w:eastAsia="es-CL"/>
+                <w:lang w:val="en-US" w:eastAsia="es-CL"/>
               </w:rPr>
               <w:t>POST /login</w:t>
             </w:r>
@@ -7309,7 +7297,7 @@
                 <w:rFonts w:asciiTheme="minorHAnsi" w:hAnsiTheme="minorHAnsi" w:cstheme="minorHAnsi"/>
                 <w:sz w:val="18"/>
                 <w:szCs w:val="18"/>
-                <w:lang w:val="es-CL" w:eastAsia="es-CL"/>
+                <w:lang w:val="en-US" w:eastAsia="es-CL"/>
               </w:rPr>
               <w:t xml:space="preserve">, </w:t>
             </w:r>
@@ -7318,7 +7306,7 @@
                 <w:rFonts w:ascii="Consolas" w:hAnsi="Consolas" w:cs="Consolas"/>
                 <w:sz w:val="18"/>
                 <w:szCs w:val="18"/>
-                <w:lang w:val="es-CL" w:eastAsia="es-CL"/>
+                <w:lang w:val="en-US" w:eastAsia="es-CL"/>
               </w:rPr>
               <w:t>GET /me</w:t>
             </w:r>
@@ -7814,15 +7802,15 @@
               <w:keepNext/>
               <w:spacing w:before="20" w:after="20"/>
               <w:rPr>
-                <w:lang w:val="es-CL" w:eastAsia="es-CL"/>
-              </w:rPr>
-            </w:pPr>
-            <w:r>
-              <w:rPr>
-                <w:rFonts w:asciiTheme="minorHAnsi" w:hAnsiTheme="minorHAnsi" w:cstheme="minorHAnsi"/>
-                <w:sz w:val="18"/>
-                <w:szCs w:val="18"/>
-                <w:lang w:val="es-CL" w:eastAsia="es-CL"/>
+                <w:lang w:val="pt-BR" w:eastAsia="es-CL"/>
+              </w:rPr>
+            </w:pPr>
+            <w:r>
+              <w:rPr>
+                <w:rFonts w:asciiTheme="minorHAnsi" w:hAnsiTheme="minorHAnsi" w:cstheme="minorHAnsi"/>
+                <w:sz w:val="18"/>
+                <w:szCs w:val="18"/>
+                <w:lang w:val="pt-BR" w:eastAsia="es-CL"/>
               </w:rPr>
               <w:t xml:space="preserve">Migración </w:t>
             </w:r>
@@ -7831,7 +7819,7 @@
                 <w:rFonts w:ascii="Consolas" w:hAnsi="Consolas" w:cs="Consolas"/>
                 <w:sz w:val="18"/>
                 <w:szCs w:val="18"/>
-                <w:lang w:val="es-CL" w:eastAsia="es-CL"/>
+                <w:lang w:val="pt-BR" w:eastAsia="es-CL"/>
               </w:rPr>
               <w:t>5e84fd3d65d7</w:t>
             </w:r>
@@ -7840,7 +7828,7 @@
                 <w:rFonts w:asciiTheme="minorHAnsi" w:hAnsiTheme="minorHAnsi" w:cstheme="minorHAnsi"/>
                 <w:sz w:val="18"/>
                 <w:szCs w:val="18"/>
-                <w:lang w:val="es-CL" w:eastAsia="es-CL"/>
+                <w:lang w:val="pt-BR" w:eastAsia="es-CL"/>
               </w:rPr>
               <w:t xml:space="preserve">; commits </w:t>
             </w:r>
@@ -7849,7 +7837,7 @@
                 <w:rFonts w:ascii="Consolas" w:hAnsi="Consolas" w:cs="Consolas"/>
                 <w:sz w:val="18"/>
                 <w:szCs w:val="18"/>
-                <w:lang w:val="es-CL" w:eastAsia="es-CL"/>
+                <w:lang w:val="pt-BR" w:eastAsia="es-CL"/>
               </w:rPr>
               <w:t>035229a</w:t>
             </w:r>
@@ -7858,7 +7846,7 @@
                 <w:rFonts w:asciiTheme="minorHAnsi" w:hAnsiTheme="minorHAnsi" w:cstheme="minorHAnsi"/>
                 <w:sz w:val="18"/>
                 <w:szCs w:val="18"/>
-                <w:lang w:val="es-CL" w:eastAsia="es-CL"/>
+                <w:lang w:val="pt-BR" w:eastAsia="es-CL"/>
               </w:rPr>
               <w:t xml:space="preserve">, </w:t>
             </w:r>
@@ -7867,7 +7855,7 @@
                 <w:rFonts w:ascii="Consolas" w:hAnsi="Consolas" w:cs="Consolas"/>
                 <w:sz w:val="18"/>
                 <w:szCs w:val="18"/>
-                <w:lang w:val="es-CL" w:eastAsia="es-CL"/>
+                <w:lang w:val="pt-BR" w:eastAsia="es-CL"/>
               </w:rPr>
               <w:t>91fc46e</w:t>
             </w:r>
@@ -7876,7 +7864,7 @@
                 <w:rFonts w:asciiTheme="minorHAnsi" w:hAnsiTheme="minorHAnsi" w:cstheme="minorHAnsi"/>
                 <w:sz w:val="18"/>
                 <w:szCs w:val="18"/>
-                <w:lang w:val="es-CL" w:eastAsia="es-CL"/>
+                <w:lang w:val="pt-BR" w:eastAsia="es-CL"/>
               </w:rPr>
               <w:t xml:space="preserve"> (03/10, S6)</w:t>
             </w:r>
@@ -9007,15 +8995,15 @@
               <w:keepNext/>
               <w:spacing w:before="20" w:after="20"/>
               <w:rPr>
-                <w:lang w:val="es-CL" w:eastAsia="es-CL"/>
-              </w:rPr>
-            </w:pPr>
-            <w:r>
-              <w:rPr>
-                <w:rFonts w:asciiTheme="minorHAnsi" w:hAnsiTheme="minorHAnsi" w:cstheme="minorHAnsi"/>
-                <w:sz w:val="18"/>
-                <w:szCs w:val="18"/>
-                <w:lang w:val="es-CL" w:eastAsia="es-CL"/>
+                <w:lang w:val="pt-BR" w:eastAsia="es-CL"/>
+              </w:rPr>
+            </w:pPr>
+            <w:r>
+              <w:rPr>
+                <w:rFonts w:asciiTheme="minorHAnsi" w:hAnsiTheme="minorHAnsi" w:cstheme="minorHAnsi"/>
+                <w:sz w:val="18"/>
+                <w:szCs w:val="18"/>
+                <w:lang w:val="pt-BR" w:eastAsia="es-CL"/>
               </w:rPr>
               <w:t>E1 (S7–S8); E1 ya estaba cerrada</w:t>
             </w:r>
@@ -9652,15 +9640,15 @@
               <w:keepNext/>
               <w:spacing w:before="20" w:after="20"/>
               <w:rPr>
-                <w:lang w:val="es-CL" w:eastAsia="es-CL"/>
-              </w:rPr>
-            </w:pPr>
-            <w:r>
-              <w:rPr>
-                <w:rFonts w:asciiTheme="minorHAnsi" w:hAnsiTheme="minorHAnsi" w:cstheme="minorHAnsi"/>
-                <w:sz w:val="18"/>
-                <w:szCs w:val="18"/>
-                <w:lang w:val="es-CL" w:eastAsia="es-CL"/>
+                <w:lang w:val="en-US" w:eastAsia="es-CL"/>
+              </w:rPr>
+            </w:pPr>
+            <w:r>
+              <w:rPr>
+                <w:rFonts w:asciiTheme="minorHAnsi" w:hAnsiTheme="minorHAnsi" w:cstheme="minorHAnsi"/>
+                <w:sz w:val="18"/>
+                <w:szCs w:val="18"/>
+                <w:lang w:val="en-US" w:eastAsia="es-CL"/>
               </w:rPr>
               <w:t xml:space="preserve">Commits del 11/10 (S7) y </w:t>
             </w:r>
@@ -9669,7 +9657,7 @@
                 <w:rFonts w:ascii="Consolas" w:hAnsi="Consolas" w:cs="Consolas"/>
                 <w:sz w:val="18"/>
                 <w:szCs w:val="18"/>
-                <w:lang w:val="es-CL" w:eastAsia="es-CL"/>
+                <w:lang w:val="en-US" w:eastAsia="es-CL"/>
               </w:rPr>
               <w:t>c1a72cf</w:t>
             </w:r>
@@ -9678,7 +9666,7 @@
                 <w:rFonts w:asciiTheme="minorHAnsi" w:hAnsiTheme="minorHAnsi" w:cstheme="minorHAnsi"/>
                 <w:sz w:val="18"/>
                 <w:szCs w:val="18"/>
-                <w:lang w:val="es-CL" w:eastAsia="es-CL"/>
+                <w:lang w:val="en-US" w:eastAsia="es-CL"/>
               </w:rPr>
               <w:t xml:space="preserve">, </w:t>
             </w:r>
@@ -9687,7 +9675,7 @@
                 <w:rFonts w:ascii="Consolas" w:hAnsi="Consolas" w:cs="Consolas"/>
                 <w:sz w:val="18"/>
                 <w:szCs w:val="18"/>
-                <w:lang w:val="es-CL" w:eastAsia="es-CL"/>
+                <w:lang w:val="en-US" w:eastAsia="es-CL"/>
               </w:rPr>
               <w:t>c765d8b</w:t>
             </w:r>
@@ -9696,7 +9684,7 @@
                 <w:rFonts w:asciiTheme="minorHAnsi" w:hAnsiTheme="minorHAnsi" w:cstheme="minorHAnsi"/>
                 <w:sz w:val="18"/>
                 <w:szCs w:val="18"/>
-                <w:lang w:val="es-CL" w:eastAsia="es-CL"/>
+                <w:lang w:val="en-US" w:eastAsia="es-CL"/>
               </w:rPr>
               <w:t xml:space="preserve"> (12/10, S8)</w:t>
             </w:r>
@@ -10173,15 +10161,15 @@
               <w:keepNext/>
               <w:spacing w:before="20" w:after="20"/>
               <w:rPr>
-                <w:lang w:val="es-CL" w:eastAsia="es-CL"/>
-              </w:rPr>
-            </w:pPr>
-            <w:r>
-              <w:rPr>
-                <w:rFonts w:asciiTheme="minorHAnsi" w:hAnsiTheme="minorHAnsi" w:cstheme="minorHAnsi"/>
-                <w:sz w:val="18"/>
-                <w:szCs w:val="18"/>
-                <w:lang w:val="es-CL" w:eastAsia="es-CL"/>
+                <w:lang w:val="pt-BR" w:eastAsia="es-CL"/>
+              </w:rPr>
+            </w:pPr>
+            <w:r>
+              <w:rPr>
+                <w:rFonts w:asciiTheme="minorHAnsi" w:hAnsiTheme="minorHAnsi" w:cstheme="minorHAnsi"/>
+                <w:sz w:val="18"/>
+                <w:szCs w:val="18"/>
+                <w:lang w:val="pt-BR" w:eastAsia="es-CL"/>
               </w:rPr>
               <w:t>E1 (S7–S8); E1 ya estaba cerrada</w:t>
             </w:r>
@@ -12753,28 +12741,6 @@
           <w:lang w:val="es-CL" w:eastAsia="es-CL"/>
         </w:rPr>
       </w:pPr>
-    </w:p>
-    <w:p>
-      <w:pPr>
-        <w:jc w:val="both"/>
-        <w:rPr>
-          <w:lang w:val="es-CL" w:eastAsia="es-CL"/>
-        </w:rPr>
-      </w:pPr>
-      <w:r>
-        <w:rPr>
-          <w:rFonts w:cstheme="minorHAnsi"/>
-          <w:lang w:val="es-CL" w:eastAsia="es-CL"/>
-        </w:rPr>
-        <w:t>E1 (19 SP) se desarrolló en unas tres semanas (S4 a S6), cerca de 6 SP por semana. Ese ritmo incluye trabajo de base que no suma Story Points: el entorno Docker, Alembic, la seguridad y la estructura de capas. E2 a E4 reutilizan esa estructura (modelo y migración, schemas, servicio, router protegido por rol, pruebas y acta), por lo que se espera un ritmo mayor. La carga planificada de S11 (14 SP) y de S14 (13 SP más HU25) supera el ritmo de E1, así que se mantiene como riesgo: al cierre de cada semana se co</w:t>
-      </w:r>
-      <w:r>
-        <w:rPr>
-          <w:rFonts w:cstheme="minorHAnsi"/>
-          <w:lang w:val="es-CL" w:eastAsia="es-CL"/>
-        </w:rPr>
-        <w:t>mpara lo terminado con lo planificado y, si hay desviación, se repriorizan las historias de menor prioridad del Product Backlog dentro de las semanas de cada épica, sin mover las fechas de la Carta Gantt.</w:t>
-      </w:r>
     </w:p>
     <w:p>
       <w:pPr>
@@ -12887,7 +12853,6 @@
         <w:docPartUnique/>
       </w:docPartObj>
     </w:sdtPr>
-    <w:sdtEndPr/>
     <w:sdtContent>
       <w:p>
         <w:pPr>
@@ -12992,7 +12957,6 @@
         <w:dataBinding w:prefixMappings="xmlns:ns0='http://schemas.microsoft.com/office/2006/coverPageProps'" w:xpath="/ns0:CoverPageProperties[1]/ns0:Abstract[1]" w:storeItemID="{55AF091B-3C7A-41E3-B477-F2FDAA23CFDA}"/>
         <w:text/>
       </w:sdtPr>
-      <w:sdtEndPr/>
       <w:sdtContent>
         <w:r>
           <w:rPr>
@@ -16494,6 +16458,7 @@
     <w:rsid w:val="009A43F3"/>
     <w:rsid w:val="009B18C0"/>
     <w:rsid w:val="00BD2436"/>
+    <w:rsid w:val="00BE5926"/>
     <w:rsid w:val="00C47BA2"/>
     <w:rsid w:val="00C5036F"/>
     <w:rsid w:val="00C861E5"/>
@@ -16505,6 +16470,7 @@
     <w:rsid w:val="00EC21D5"/>
     <w:rsid w:val="00F03101"/>
     <w:rsid w:val="00F0486C"/>
+    <w:rsid w:val="00F765B1"/>
   </w:rsids>
   <m:mathPr>
     <m:mathFont m:val="Cambria Math"/>
@@ -17474,7 +17440,12 @@
 </file>
 
 <file path=customXml/item3.xml><?xml version="1.0" encoding="utf-8"?>
-<b:Sources xmlns:b="http://schemas.openxmlformats.org/officeDocument/2006/bibliography" xmlns="http://schemas.openxmlformats.org/officeDocument/2006/bibliography" SelectedStyle="\APA.XSL" StyleName="APA"/>
+<?mso-contentType ?>
+<FormTemplates xmlns="http://schemas.microsoft.com/sharepoint/v3/contenttype/forms">
+  <Display>DocumentLibraryForm</Display>
+  <Edit>DocumentLibraryForm</Edit>
+  <New>DocumentLibraryForm</New>
+</FormTemplates>
 </file>
 
 <file path=customXml/item4.xml><?xml version="1.0" encoding="utf-8"?>
@@ -17488,12 +17459,7 @@
 </file>
 
 <file path=customXml/item5.xml><?xml version="1.0" encoding="utf-8"?>
-<?mso-contentType ?>
-<FormTemplates xmlns="http://schemas.microsoft.com/sharepoint/v3/contenttype/forms">
-  <Display>DocumentLibraryForm</Display>
-  <Edit>DocumentLibraryForm</Edit>
-  <New>DocumentLibraryForm</New>
-</FormTemplates>
+<b:Sources xmlns:b="http://schemas.openxmlformats.org/officeDocument/2006/bibliography" xmlns="http://schemas.openxmlformats.org/officeDocument/2006/bibliography" SelectedStyle="\APA.XSL" StyleName="APA"/>
 </file>
 
 <file path=customXml/itemProps1.xml><?xml version="1.0" encoding="utf-8"?>
@@ -17524,9 +17490,9 @@
 </file>
 
 <file path=customXml/itemProps3.xml><?xml version="1.0" encoding="utf-8"?>
-<ds:datastoreItem xmlns:ds="http://schemas.openxmlformats.org/officeDocument/2006/customXml" ds:itemID="{BD6EC776-6679-4C69-98E3-6D068EA0A3C9}">
+<ds:datastoreItem xmlns:ds="http://schemas.openxmlformats.org/officeDocument/2006/customXml" ds:itemID="{EE9AAF0E-D63F-459F-A0FB-CDCE9F728F33}">
   <ds:schemaRefs>
-    <ds:schemaRef ds:uri="http://schemas.openxmlformats.org/officeDocument/2006/bibliography"/>
+    <ds:schemaRef ds:uri="http://schemas.microsoft.com/sharepoint/v3/contenttype/forms"/>
   </ds:schemaRefs>
 </ds:datastoreItem>
 </file>
@@ -17542,9 +17508,9 @@
 </file>
 
 <file path=customXml/itemProps5.xml><?xml version="1.0" encoding="utf-8"?>
-<ds:datastoreItem xmlns:ds="http://schemas.openxmlformats.org/officeDocument/2006/customXml" ds:itemID="{EE9AAF0E-D63F-459F-A0FB-CDCE9F728F33}">
+<ds:datastoreItem xmlns:ds="http://schemas.openxmlformats.org/officeDocument/2006/customXml" ds:itemID="{BD6EC776-6679-4C69-98E3-6D068EA0A3C9}">
   <ds:schemaRefs>
-    <ds:schemaRef ds:uri="http://schemas.microsoft.com/sharepoint/v3/contenttype/forms"/>
+    <ds:schemaRef ds:uri="http://schemas.openxmlformats.org/officeDocument/2006/bibliography"/>
   </ds:schemaRefs>
 </ds:datastoreItem>
 </file>
--- a/Fase 2/Evidencias Proyecto (version Agil)/Documento 03- Sprint Backlog.docx
+++ b/Fase 2/Evidencias Proyecto (version Agil)/Documento 03- Sprint Backlog.docx
@@ -99,6 +99,7 @@
                 <w:dataBinding w:prefixMappings="xmlns:ns0='http://schemas.openxmlformats.org/package/2006/metadata/core-properties' xmlns:ns1='http://purl.org/dc/elements/1.1/'" w:xpath="/ns0:coreProperties[1]/ns1:title[1]" w:storeItemID="{6C3C8BC8-F283-45AE-878A-BAB7291924A1}"/>
                 <w:text/>
               </w:sdtPr>
+              <w:sdtEndPr/>
               <w:sdtContent>
                 <w:tc>
                   <w:tcPr>
@@ -151,6 +152,7 @@
                 <w:dataBinding w:prefixMappings="xmlns:ns0='http://schemas.openxmlformats.org/package/2006/metadata/core-properties' xmlns:ns1='http://purl.org/dc/elements/1.1/'" w:xpath="/ns0:coreProperties[1]/ns1:subject[1]" w:storeItemID="{6C3C8BC8-F283-45AE-878A-BAB7291924A1}"/>
                 <w:text/>
               </w:sdtPr>
+              <w:sdtEndPr/>
               <w:sdtContent>
                 <w:tc>
                   <w:tcPr>
@@ -279,6 +281,7 @@
                   <w:calendar w:val="gregorian"/>
                 </w:date>
               </w:sdtPr>
+              <w:sdtEndPr/>
               <w:sdtContent>
                 <w:tc>
                   <w:tcPr>
@@ -347,6 +350,7 @@
                 <w:dataBinding w:prefixMappings="xmlns:ns0='http://schemas.microsoft.com/office/2006/coverPageProps'" w:xpath="/ns0:CoverPageProperties[1]/ns0:Abstract[1]" w:storeItemID="{55AF091B-3C7A-41E3-B477-F2FDAA23CFDA}"/>
                 <w:text/>
               </w:sdtPr>
+              <w:sdtEndPr/>
               <w:sdtContent>
                 <w:tc>
                   <w:tcPr>
@@ -439,6 +443,7 @@
           <w:docPartUnique/>
         </w:docPartObj>
       </w:sdtPr>
+      <w:sdtEndPr/>
       <w:sdtContent>
         <w:p>
           <w:pPr>
@@ -2198,7 +2203,7 @@
           <w:rFonts w:eastAsia="Times New Roman" w:cstheme="minorHAnsi"/>
           <w:sz w:val="20"/>
           <w:szCs w:val="24"/>
-          <w:lang w:val="es-CL" w:eastAsia="es-ES"/>
+          <w:lang w:val="fr-FR" w:eastAsia="es-ES"/>
         </w:rPr>
       </w:pPr>
     </w:p>
@@ -2210,7 +2215,7 @@
           <w:rFonts w:eastAsia="Times New Roman" w:cstheme="minorHAnsi"/>
           <w:sz w:val="20"/>
           <w:szCs w:val="24"/>
-          <w:lang w:val="es-CL" w:eastAsia="es-ES"/>
+          <w:lang w:val="fr-FR" w:eastAsia="es-ES"/>
         </w:rPr>
       </w:pPr>
     </w:p>
@@ -2603,7 +2608,14 @@
           <w:rFonts w:cstheme="minorHAnsi"/>
           <w:lang w:val="es-CL" w:eastAsia="es-CL"/>
         </w:rPr>
-        <w:t>El presente documento registra el Sprint Backlog del proyecto A2D SM: las historias de usuario y tareas de cada semana del proyecto, sus responsables, estado y evidencias de cumplimiento. El equipo trabaja con Scrum (Schwaber y Sutherland, 2020) en sprints semanales, que corresponden a las semanas S1 a S18 de la Carta Gantt de la Fase 1 (S1 comienza el 24/08/2026). Las reuniones de avance del equipo se registran como fechas dentro de cada semana. Los Story Points (SP) provienen del Product Backlog (Documento 02) y se estimaron con Poker Planning.</w:t>
+        <w:t>El presente documento registra el Sprint Backlog del proyecto A2D SM: las historias de usuario y tareas de cada semana del proyecto, sus responsables, estado y evidencias de cumplimiento. El equipo trabaja con Scrum (Schwaber y Sutherland, 2020) en sprints semanales, que corresponden a las semanas S1 a S18 de la Carta Gantt de la Fase 1 (S1 comienza el 24/08/2026). Las reuniones de avance del equipo se registran como fechas dentro de cada semana. Los Story Points (SP) provienen del Product Backlog (Document</w:t>
+      </w:r>
+      <w:r>
+        <w:rPr>
+          <w:rFonts w:cstheme="minorHAnsi"/>
+          <w:lang w:val="es-CL" w:eastAsia="es-CL"/>
+        </w:rPr>
+        <w:t>o 02) y se estimaron con Poker Planning.</w:t>
       </w:r>
     </w:p>
     <w:tbl>
@@ -2847,15 +2859,15 @@
               <w:keepNext/>
               <w:spacing w:before="20" w:after="20"/>
               <w:rPr>
-                <w:lang w:val="pt-BR" w:eastAsia="es-CL"/>
-              </w:rPr>
-            </w:pPr>
-            <w:r>
-              <w:rPr>
-                <w:rFonts w:asciiTheme="minorHAnsi" w:hAnsiTheme="minorHAnsi" w:cstheme="minorHAnsi"/>
-                <w:sz w:val="18"/>
-                <w:szCs w:val="18"/>
-                <w:lang w:val="pt-BR" w:eastAsia="es-CL"/>
+                <w:lang w:val="es-CL" w:eastAsia="es-CL"/>
+              </w:rPr>
+            </w:pPr>
+            <w:r>
+              <w:rPr>
+                <w:rFonts w:asciiTheme="minorHAnsi" w:hAnsiTheme="minorHAnsi" w:cstheme="minorHAnsi"/>
+                <w:sz w:val="18"/>
+                <w:szCs w:val="18"/>
+                <w:lang w:val="es-CL" w:eastAsia="es-CL"/>
               </w:rPr>
               <w:t>Modelo E-R y arquitectura base</w:t>
             </w:r>
@@ -5459,15 +5471,15 @@
             <w:pPr>
               <w:spacing w:before="20" w:after="20"/>
               <w:rPr>
-                <w:lang w:val="en-US" w:eastAsia="es-CL"/>
-              </w:rPr>
-            </w:pPr>
-            <w:r>
-              <w:rPr>
-                <w:rFonts w:asciiTheme="minorHAnsi" w:hAnsiTheme="minorHAnsi" w:cstheme="minorHAnsi"/>
-                <w:sz w:val="18"/>
-                <w:szCs w:val="18"/>
-                <w:lang w:val="en-US" w:eastAsia="es-CL"/>
+                <w:lang w:val="es-CL" w:eastAsia="es-CL"/>
+              </w:rPr>
+            </w:pPr>
+            <w:r>
+              <w:rPr>
+                <w:rFonts w:asciiTheme="minorHAnsi" w:hAnsiTheme="minorHAnsi" w:cstheme="minorHAnsi"/>
+                <w:sz w:val="18"/>
+                <w:szCs w:val="18"/>
+                <w:lang w:val="es-CL" w:eastAsia="es-CL"/>
               </w:rPr>
               <w:t xml:space="preserve">Dependencias </w:t>
             </w:r>
@@ -5476,7 +5488,7 @@
                 <w:rFonts w:ascii="Consolas" w:hAnsi="Consolas" w:cs="Consolas"/>
                 <w:sz w:val="18"/>
                 <w:szCs w:val="18"/>
-                <w:lang w:val="en-US" w:eastAsia="es-CL"/>
+                <w:lang w:val="es-CL" w:eastAsia="es-CL"/>
               </w:rPr>
               <w:t>get_current_user</w:t>
             </w:r>
@@ -5485,7 +5497,7 @@
                 <w:rFonts w:asciiTheme="minorHAnsi" w:hAnsiTheme="minorHAnsi" w:cstheme="minorHAnsi"/>
                 <w:sz w:val="18"/>
                 <w:szCs w:val="18"/>
-                <w:lang w:val="en-US" w:eastAsia="es-CL"/>
+                <w:lang w:val="es-CL" w:eastAsia="es-CL"/>
               </w:rPr>
               <w:t xml:space="preserve">, </w:t>
             </w:r>
@@ -5494,7 +5506,7 @@
                 <w:rFonts w:ascii="Consolas" w:hAnsi="Consolas" w:cs="Consolas"/>
                 <w:sz w:val="18"/>
                 <w:szCs w:val="18"/>
-                <w:lang w:val="en-US" w:eastAsia="es-CL"/>
+                <w:lang w:val="es-CL" w:eastAsia="es-CL"/>
               </w:rPr>
               <w:t>require_rol</w:t>
             </w:r>
@@ -5503,7 +5515,7 @@
                 <w:rFonts w:asciiTheme="minorHAnsi" w:hAnsiTheme="minorHAnsi" w:cstheme="minorHAnsi"/>
                 <w:sz w:val="18"/>
                 <w:szCs w:val="18"/>
-                <w:lang w:val="en-US" w:eastAsia="es-CL"/>
+                <w:lang w:val="es-CL" w:eastAsia="es-CL"/>
               </w:rPr>
               <w:t xml:space="preserve">, </w:t>
             </w:r>
@@ -5512,7 +5524,7 @@
                 <w:rFonts w:ascii="Consolas" w:hAnsi="Consolas" w:cs="Consolas"/>
                 <w:sz w:val="18"/>
                 <w:szCs w:val="18"/>
-                <w:lang w:val="en-US" w:eastAsia="es-CL"/>
+                <w:lang w:val="es-CL" w:eastAsia="es-CL"/>
               </w:rPr>
               <w:t>require_roles</w:t>
             </w:r>
@@ -6590,15 +6602,15 @@
               <w:keepNext/>
               <w:spacing w:before="20" w:after="20"/>
               <w:rPr>
-                <w:lang w:val="pt-BR" w:eastAsia="es-CL"/>
-              </w:rPr>
-            </w:pPr>
-            <w:r>
-              <w:rPr>
-                <w:rFonts w:asciiTheme="minorHAnsi" w:hAnsiTheme="minorHAnsi" w:cstheme="minorHAnsi"/>
-                <w:sz w:val="18"/>
-                <w:szCs w:val="18"/>
-                <w:lang w:val="pt-BR" w:eastAsia="es-CL"/>
+                <w:lang w:val="es-CL" w:eastAsia="es-CL"/>
+              </w:rPr>
+            </w:pPr>
+            <w:r>
+              <w:rPr>
+                <w:rFonts w:asciiTheme="minorHAnsi" w:hAnsiTheme="minorHAnsi" w:cstheme="minorHAnsi"/>
+                <w:sz w:val="18"/>
+                <w:szCs w:val="18"/>
+                <w:lang w:val="es-CL" w:eastAsia="es-CL"/>
               </w:rPr>
               <w:t>Modelo E-R y arquitectura base (S5–S6); E1 se adelantó a estas semanas</w:t>
             </w:r>
@@ -7253,15 +7265,15 @@
               <w:keepNext/>
               <w:spacing w:before="20" w:after="20"/>
               <w:rPr>
-                <w:lang w:val="en-US" w:eastAsia="es-CL"/>
-              </w:rPr>
-            </w:pPr>
-            <w:r>
-              <w:rPr>
-                <w:rFonts w:asciiTheme="minorHAnsi" w:hAnsiTheme="minorHAnsi" w:cstheme="minorHAnsi"/>
-                <w:sz w:val="18"/>
-                <w:szCs w:val="18"/>
-                <w:lang w:val="en-US" w:eastAsia="es-CL"/>
+                <w:lang w:val="es-CL" w:eastAsia="es-CL"/>
+              </w:rPr>
+            </w:pPr>
+            <w:r>
+              <w:rPr>
+                <w:rFonts w:asciiTheme="minorHAnsi" w:hAnsiTheme="minorHAnsi" w:cstheme="minorHAnsi"/>
+                <w:sz w:val="18"/>
+                <w:szCs w:val="18"/>
+                <w:lang w:val="es-CL" w:eastAsia="es-CL"/>
               </w:rPr>
               <w:t xml:space="preserve">Router </w:t>
             </w:r>
@@ -7270,7 +7282,7 @@
                 <w:rFonts w:ascii="Consolas" w:hAnsi="Consolas" w:cs="Consolas"/>
                 <w:sz w:val="18"/>
                 <w:szCs w:val="18"/>
-                <w:lang w:val="en-US" w:eastAsia="es-CL"/>
+                <w:lang w:val="es-CL" w:eastAsia="es-CL"/>
               </w:rPr>
               <w:t>auth</w:t>
             </w:r>
@@ -7279,7 +7291,7 @@
                 <w:rFonts w:asciiTheme="minorHAnsi" w:hAnsiTheme="minorHAnsi" w:cstheme="minorHAnsi"/>
                 <w:sz w:val="18"/>
                 <w:szCs w:val="18"/>
-                <w:lang w:val="en-US" w:eastAsia="es-CL"/>
+                <w:lang w:val="es-CL" w:eastAsia="es-CL"/>
               </w:rPr>
               <w:t xml:space="preserve">: </w:t>
             </w:r>
@@ -7288,7 +7300,7 @@
                 <w:rFonts w:ascii="Consolas" w:hAnsi="Consolas" w:cs="Consolas"/>
                 <w:sz w:val="18"/>
                 <w:szCs w:val="18"/>
-                <w:lang w:val="en-US" w:eastAsia="es-CL"/>
+                <w:lang w:val="es-CL" w:eastAsia="es-CL"/>
               </w:rPr>
               <w:t>POST /login</w:t>
             </w:r>
@@ -7297,7 +7309,7 @@
                 <w:rFonts w:asciiTheme="minorHAnsi" w:hAnsiTheme="minorHAnsi" w:cstheme="minorHAnsi"/>
                 <w:sz w:val="18"/>
                 <w:szCs w:val="18"/>
-                <w:lang w:val="en-US" w:eastAsia="es-CL"/>
+                <w:lang w:val="es-CL" w:eastAsia="es-CL"/>
               </w:rPr>
               <w:t xml:space="preserve">, </w:t>
             </w:r>
@@ -7306,7 +7318,7 @@
                 <w:rFonts w:ascii="Consolas" w:hAnsi="Consolas" w:cs="Consolas"/>
                 <w:sz w:val="18"/>
                 <w:szCs w:val="18"/>
-                <w:lang w:val="en-US" w:eastAsia="es-CL"/>
+                <w:lang w:val="es-CL" w:eastAsia="es-CL"/>
               </w:rPr>
               <w:t>GET /me</w:t>
             </w:r>
@@ -7802,15 +7814,15 @@
               <w:keepNext/>
               <w:spacing w:before="20" w:after="20"/>
               <w:rPr>
-                <w:lang w:val="pt-BR" w:eastAsia="es-CL"/>
-              </w:rPr>
-            </w:pPr>
-            <w:r>
-              <w:rPr>
-                <w:rFonts w:asciiTheme="minorHAnsi" w:hAnsiTheme="minorHAnsi" w:cstheme="minorHAnsi"/>
-                <w:sz w:val="18"/>
-                <w:szCs w:val="18"/>
-                <w:lang w:val="pt-BR" w:eastAsia="es-CL"/>
+                <w:lang w:val="es-CL" w:eastAsia="es-CL"/>
+              </w:rPr>
+            </w:pPr>
+            <w:r>
+              <w:rPr>
+                <w:rFonts w:asciiTheme="minorHAnsi" w:hAnsiTheme="minorHAnsi" w:cstheme="minorHAnsi"/>
+                <w:sz w:val="18"/>
+                <w:szCs w:val="18"/>
+                <w:lang w:val="es-CL" w:eastAsia="es-CL"/>
               </w:rPr>
               <w:t xml:space="preserve">Migración </w:t>
             </w:r>
@@ -7819,7 +7831,7 @@
                 <w:rFonts w:ascii="Consolas" w:hAnsi="Consolas" w:cs="Consolas"/>
                 <w:sz w:val="18"/>
                 <w:szCs w:val="18"/>
-                <w:lang w:val="pt-BR" w:eastAsia="es-CL"/>
+                <w:lang w:val="es-CL" w:eastAsia="es-CL"/>
               </w:rPr>
               <w:t>5e84fd3d65d7</w:t>
             </w:r>
@@ -7828,7 +7840,7 @@
                 <w:rFonts w:asciiTheme="minorHAnsi" w:hAnsiTheme="minorHAnsi" w:cstheme="minorHAnsi"/>
                 <w:sz w:val="18"/>
                 <w:szCs w:val="18"/>
-                <w:lang w:val="pt-BR" w:eastAsia="es-CL"/>
+                <w:lang w:val="es-CL" w:eastAsia="es-CL"/>
               </w:rPr>
               <w:t xml:space="preserve">; commits </w:t>
             </w:r>
@@ -7837,7 +7849,7 @@
                 <w:rFonts w:ascii="Consolas" w:hAnsi="Consolas" w:cs="Consolas"/>
                 <w:sz w:val="18"/>
                 <w:szCs w:val="18"/>
-                <w:lang w:val="pt-BR" w:eastAsia="es-CL"/>
+                <w:lang w:val="es-CL" w:eastAsia="es-CL"/>
               </w:rPr>
               <w:t>035229a</w:t>
             </w:r>
@@ -7846,7 +7858,7 @@
                 <w:rFonts w:asciiTheme="minorHAnsi" w:hAnsiTheme="minorHAnsi" w:cstheme="minorHAnsi"/>
                 <w:sz w:val="18"/>
                 <w:szCs w:val="18"/>
-                <w:lang w:val="pt-BR" w:eastAsia="es-CL"/>
+                <w:lang w:val="es-CL" w:eastAsia="es-CL"/>
               </w:rPr>
               <w:t xml:space="preserve">, </w:t>
             </w:r>
@@ -7855,7 +7867,7 @@
                 <w:rFonts w:ascii="Consolas" w:hAnsi="Consolas" w:cs="Consolas"/>
                 <w:sz w:val="18"/>
                 <w:szCs w:val="18"/>
-                <w:lang w:val="pt-BR" w:eastAsia="es-CL"/>
+                <w:lang w:val="es-CL" w:eastAsia="es-CL"/>
               </w:rPr>
               <w:t>91fc46e</w:t>
             </w:r>
@@ -7864,7 +7876,7 @@
                 <w:rFonts w:asciiTheme="minorHAnsi" w:hAnsiTheme="minorHAnsi" w:cstheme="minorHAnsi"/>
                 <w:sz w:val="18"/>
                 <w:szCs w:val="18"/>
-                <w:lang w:val="pt-BR" w:eastAsia="es-CL"/>
+                <w:lang w:val="es-CL" w:eastAsia="es-CL"/>
               </w:rPr>
               <w:t xml:space="preserve"> (03/10, S6)</w:t>
             </w:r>
@@ -8995,15 +9007,15 @@
               <w:keepNext/>
               <w:spacing w:before="20" w:after="20"/>
               <w:rPr>
-                <w:lang w:val="pt-BR" w:eastAsia="es-CL"/>
-              </w:rPr>
-            </w:pPr>
-            <w:r>
-              <w:rPr>
-                <w:rFonts w:asciiTheme="minorHAnsi" w:hAnsiTheme="minorHAnsi" w:cstheme="minorHAnsi"/>
-                <w:sz w:val="18"/>
-                <w:szCs w:val="18"/>
-                <w:lang w:val="pt-BR" w:eastAsia="es-CL"/>
+                <w:lang w:val="es-CL" w:eastAsia="es-CL"/>
+              </w:rPr>
+            </w:pPr>
+            <w:r>
+              <w:rPr>
+                <w:rFonts w:asciiTheme="minorHAnsi" w:hAnsiTheme="minorHAnsi" w:cstheme="minorHAnsi"/>
+                <w:sz w:val="18"/>
+                <w:szCs w:val="18"/>
+                <w:lang w:val="es-CL" w:eastAsia="es-CL"/>
               </w:rPr>
               <w:t>E1 (S7–S8); E1 ya estaba cerrada</w:t>
             </w:r>
@@ -9640,15 +9652,15 @@
               <w:keepNext/>
               <w:spacing w:before="20" w:after="20"/>
               <w:rPr>
-                <w:lang w:val="en-US" w:eastAsia="es-CL"/>
-              </w:rPr>
-            </w:pPr>
-            <w:r>
-              <w:rPr>
-                <w:rFonts w:asciiTheme="minorHAnsi" w:hAnsiTheme="minorHAnsi" w:cstheme="minorHAnsi"/>
-                <w:sz w:val="18"/>
-                <w:szCs w:val="18"/>
-                <w:lang w:val="en-US" w:eastAsia="es-CL"/>
+                <w:lang w:val="es-CL" w:eastAsia="es-CL"/>
+              </w:rPr>
+            </w:pPr>
+            <w:r>
+              <w:rPr>
+                <w:rFonts w:asciiTheme="minorHAnsi" w:hAnsiTheme="minorHAnsi" w:cstheme="minorHAnsi"/>
+                <w:sz w:val="18"/>
+                <w:szCs w:val="18"/>
+                <w:lang w:val="es-CL" w:eastAsia="es-CL"/>
               </w:rPr>
               <w:t xml:space="preserve">Commits del 11/10 (S7) y </w:t>
             </w:r>
@@ -9657,7 +9669,7 @@
                 <w:rFonts w:ascii="Consolas" w:hAnsi="Consolas" w:cs="Consolas"/>
                 <w:sz w:val="18"/>
                 <w:szCs w:val="18"/>
-                <w:lang w:val="en-US" w:eastAsia="es-CL"/>
+                <w:lang w:val="es-CL" w:eastAsia="es-CL"/>
               </w:rPr>
               <w:t>c1a72cf</w:t>
             </w:r>
@@ -9666,7 +9678,7 @@
                 <w:rFonts w:asciiTheme="minorHAnsi" w:hAnsiTheme="minorHAnsi" w:cstheme="minorHAnsi"/>
                 <w:sz w:val="18"/>
                 <w:szCs w:val="18"/>
-                <w:lang w:val="en-US" w:eastAsia="es-CL"/>
+                <w:lang w:val="es-CL" w:eastAsia="es-CL"/>
               </w:rPr>
               <w:t xml:space="preserve">, </w:t>
             </w:r>
@@ -9675,7 +9687,7 @@
                 <w:rFonts w:ascii="Consolas" w:hAnsi="Consolas" w:cs="Consolas"/>
                 <w:sz w:val="18"/>
                 <w:szCs w:val="18"/>
-                <w:lang w:val="en-US" w:eastAsia="es-CL"/>
+                <w:lang w:val="es-CL" w:eastAsia="es-CL"/>
               </w:rPr>
               <w:t>c765d8b</w:t>
             </w:r>
@@ -9684,7 +9696,7 @@
                 <w:rFonts w:asciiTheme="minorHAnsi" w:hAnsiTheme="minorHAnsi" w:cstheme="minorHAnsi"/>
                 <w:sz w:val="18"/>
                 <w:szCs w:val="18"/>
-                <w:lang w:val="en-US" w:eastAsia="es-CL"/>
+                <w:lang w:val="es-CL" w:eastAsia="es-CL"/>
               </w:rPr>
               <w:t xml:space="preserve"> (12/10, S8)</w:t>
             </w:r>
@@ -10161,15 +10173,15 @@
               <w:keepNext/>
               <w:spacing w:before="20" w:after="20"/>
               <w:rPr>
-                <w:lang w:val="pt-BR" w:eastAsia="es-CL"/>
-              </w:rPr>
-            </w:pPr>
-            <w:r>
-              <w:rPr>
-                <w:rFonts w:asciiTheme="minorHAnsi" w:hAnsiTheme="minorHAnsi" w:cstheme="minorHAnsi"/>
-                <w:sz w:val="18"/>
-                <w:szCs w:val="18"/>
-                <w:lang w:val="pt-BR" w:eastAsia="es-CL"/>
+                <w:lang w:val="es-CL" w:eastAsia="es-CL"/>
+              </w:rPr>
+            </w:pPr>
+            <w:r>
+              <w:rPr>
+                <w:rFonts w:asciiTheme="minorHAnsi" w:hAnsiTheme="minorHAnsi" w:cstheme="minorHAnsi"/>
+                <w:sz w:val="18"/>
+                <w:szCs w:val="18"/>
+                <w:lang w:val="es-CL" w:eastAsia="es-CL"/>
               </w:rPr>
               <w:t>E1 (S7–S8); E1 ya estaba cerrada</w:t>
             </w:r>
@@ -12741,6 +12753,28 @@
           <w:lang w:val="es-CL" w:eastAsia="es-CL"/>
         </w:rPr>
       </w:pPr>
+    </w:p>
+    <w:p>
+      <w:pPr>
+        <w:jc w:val="both"/>
+        <w:rPr>
+          <w:lang w:val="es-CL" w:eastAsia="es-CL"/>
+        </w:rPr>
+      </w:pPr>
+      <w:r>
+        <w:rPr>
+          <w:rFonts w:cstheme="minorHAnsi"/>
+          <w:lang w:val="es-CL" w:eastAsia="es-CL"/>
+        </w:rPr>
+        <w:t>E1 (19 SP) se desarrolló en unas tres semanas (S4 a S6), cerca de 6 SP por semana. Ese ritmo incluye trabajo de base que no suma Story Points: el entorno Docker, Alembic, la seguridad y la estructura de capas. E2 a E4 reutilizan esa estructura (modelo y migración, schemas, servicio, router protegido por rol, pruebas y acta), por lo que se espera un ritmo mayor. La carga planificada de S11 (14 SP) y de S14 (13 SP más HU25) supera el ritmo de E1, así que se mantiene como riesgo: al cierre de cada semana se co</w:t>
+      </w:r>
+      <w:r>
+        <w:rPr>
+          <w:rFonts w:cstheme="minorHAnsi"/>
+          <w:lang w:val="es-CL" w:eastAsia="es-CL"/>
+        </w:rPr>
+        <w:t>mpara lo terminado con lo planificado y, si hay desviación, se repriorizan las historias de menor prioridad del Product Backlog dentro de las semanas de cada épica, sin mover las fechas de la Carta Gantt.</w:t>
+      </w:r>
     </w:p>
     <w:p>
       <w:pPr>
@@ -12853,6 +12887,7 @@
         <w:docPartUnique/>
       </w:docPartObj>
     </w:sdtPr>
+    <w:sdtEndPr/>
     <w:sdtContent>
       <w:p>
         <w:pPr>
@@ -12957,6 +12992,7 @@
         <w:dataBinding w:prefixMappings="xmlns:ns0='http://schemas.microsoft.com/office/2006/coverPageProps'" w:xpath="/ns0:CoverPageProperties[1]/ns0:Abstract[1]" w:storeItemID="{55AF091B-3C7A-41E3-B477-F2FDAA23CFDA}"/>
         <w:text/>
       </w:sdtPr>
+      <w:sdtEndPr/>
       <w:sdtContent>
         <w:r>
           <w:rPr>
@@ -16458,7 +16494,6 @@
     <w:rsid w:val="009A43F3"/>
     <w:rsid w:val="009B18C0"/>
     <w:rsid w:val="00BD2436"/>
-    <w:rsid w:val="00BE5926"/>
     <w:rsid w:val="00C47BA2"/>
     <w:rsid w:val="00C5036F"/>
     <w:rsid w:val="00C861E5"/>
@@ -16470,7 +16505,6 @@
     <w:rsid w:val="00EC21D5"/>
     <w:rsid w:val="00F03101"/>
     <w:rsid w:val="00F0486C"/>
-    <w:rsid w:val="00F765B1"/>
   </w:rsids>
   <m:mathPr>
     <m:mathFont m:val="Cambria Math"/>
@@ -17440,12 +17474,7 @@
 </file>
 
 <file path=customXml/item3.xml><?xml version="1.0" encoding="utf-8"?>
-<?mso-contentType ?>
-<FormTemplates xmlns="http://schemas.microsoft.com/sharepoint/v3/contenttype/forms">
-  <Display>DocumentLibraryForm</Display>
-  <Edit>DocumentLibraryForm</Edit>
-  <New>DocumentLibraryForm</New>
-</FormTemplates>
+<b:Sources xmlns:b="http://schemas.openxmlformats.org/officeDocument/2006/bibliography" xmlns="http://schemas.openxmlformats.org/officeDocument/2006/bibliography" SelectedStyle="\APA.XSL" StyleName="APA"/>
 </file>
 
 <file path=customXml/item4.xml><?xml version="1.0" encoding="utf-8"?>
@@ -17459,7 +17488,12 @@
 </file>
 
 <file path=customXml/item5.xml><?xml version="1.0" encoding="utf-8"?>
-<b:Sources xmlns:b="http://schemas.openxmlformats.org/officeDocument/2006/bibliography" xmlns="http://schemas.openxmlformats.org/officeDocument/2006/bibliography" SelectedStyle="\APA.XSL" StyleName="APA"/>
+<?mso-contentType ?>
+<FormTemplates xmlns="http://schemas.microsoft.com/sharepoint/v3/contenttype/forms">
+  <Display>DocumentLibraryForm</Display>
+  <Edit>DocumentLibraryForm</Edit>
+  <New>DocumentLibraryForm</New>
+</FormTemplates>
 </file>
 
 <file path=customXml/itemProps1.xml><?xml version="1.0" encoding="utf-8"?>
@@ -17490,9 +17524,9 @@
 </file>
 
 <file path=customXml/itemProps3.xml><?xml version="1.0" encoding="utf-8"?>
-<ds:datastoreItem xmlns:ds="http://schemas.openxmlformats.org/officeDocument/2006/customXml" ds:itemID="{EE9AAF0E-D63F-459F-A0FB-CDCE9F728F33}">
+<ds:datastoreItem xmlns:ds="http://schemas.openxmlformats.org/officeDocument/2006/customXml" ds:itemID="{BD6EC776-6679-4C69-98E3-6D068EA0A3C9}">
   <ds:schemaRefs>
-    <ds:schemaRef ds:uri="http://schemas.microsoft.com/sharepoint/v3/contenttype/forms"/>
+    <ds:schemaRef ds:uri="http://schemas.openxmlformats.org/officeDocument/2006/bibliography"/>
   </ds:schemaRefs>
 </ds:datastoreItem>
 </file>
@@ -17508,9 +17542,9 @@
 </file>
 
 <file path=customXml/itemProps5.xml><?xml version="1.0" encoding="utf-8"?>
-<ds:datastoreItem xmlns:ds="http://schemas.openxmlformats.org/officeDocument/2006/customXml" ds:itemID="{BD6EC776-6679-4C69-98E3-6D068EA0A3C9}">
+<ds:datastoreItem xmlns:ds="http://schemas.openxmlformats.org/officeDocument/2006/customXml" ds:itemID="{EE9AAF0E-D63F-459F-A0FB-CDCE9F728F33}">
   <ds:schemaRefs>
-    <ds:schemaRef ds:uri="http://schemas.openxmlformats.org/officeDocument/2006/bibliography"/>
+    <ds:schemaRef ds:uri="http://schemas.microsoft.com/sharepoint/v3/contenttype/forms"/>
   </ds:schemaRefs>
 </ds:datastoreItem>
 </file>
--- a/Fase 2/Evidencias Proyecto (version Agil)/Documento 03- Sprint Backlog.docx
+++ b/Fase 2/Evidencias Proyecto (version Agil)/Documento 03- Sprint Backlog.docx
@@ -489,7 +489,7 @@
           <w:r>
             <w:fldChar w:fldCharType="separate"/>
           </w:r>
-          <w:hyperlink w:anchor="_Toc243158251" w:history="1">
+          <w:hyperlink w:anchor="_Toc243159257" w:history="1">
             <w:r>
               <w:rPr>
                 <w:rStyle w:val="Hipervnculo"/>
@@ -542,7 +542,7 @@
                 <w:noProof/>
                 <w:webHidden/>
               </w:rPr>
-              <w:instrText xml:space="preserve"> PAGEREF _Toc243158251 \h </w:instrText>
+              <w:instrText xml:space="preserve"> PAGEREF _Toc243159257 \h </w:instrText>
             </w:r>
             <w:r>
               <w:rPr>
@@ -593,7 +593,7 @@
               <w14:ligatures w14:val="standardContextual"/>
             </w:rPr>
           </w:pPr>
-          <w:hyperlink w:anchor="_Toc243158252" w:history="1">
+          <w:hyperlink w:anchor="_Toc243159258" w:history="1">
             <w:r>
               <w:rPr>
                 <w:rStyle w:val="Hipervnculo"/>
@@ -642,7 +642,7 @@
                 <w:noProof/>
                 <w:webHidden/>
               </w:rPr>
-              <w:instrText xml:space="preserve"> PAGEREF _Toc243158252 \h </w:instrText>
+              <w:instrText xml:space="preserve"> PAGEREF _Toc243159258 \h </w:instrText>
             </w:r>
             <w:r>
               <w:rPr>
@@ -693,7 +693,7 @@
               <w14:ligatures w14:val="standardContextual"/>
             </w:rPr>
           </w:pPr>
-          <w:hyperlink w:anchor="_Toc243158253" w:history="1">
+          <w:hyperlink w:anchor="_Toc243159259" w:history="1">
             <w:r>
               <w:rPr>
                 <w:rStyle w:val="Hipervnculo"/>
@@ -745,7 +745,7 @@
                 <w:noProof/>
                 <w:webHidden/>
               </w:rPr>
-              <w:instrText xml:space="preserve"> PAGEREF _Toc243158253 \h </w:instrText>
+              <w:instrText xml:space="preserve"> PAGEREF _Toc243159259 \h </w:instrText>
             </w:r>
             <w:r>
               <w:rPr>
@@ -794,7 +794,7 @@
               <w14:ligatures w14:val="standardContextual"/>
             </w:rPr>
           </w:pPr>
-          <w:hyperlink w:anchor="_Toc243158254" w:history="1">
+          <w:hyperlink w:anchor="_Toc243159260" w:history="1">
             <w:r>
               <w:rPr>
                 <w:rStyle w:val="Hipervnculo"/>
@@ -844,7 +844,7 @@
                 <w:noProof/>
                 <w:webHidden/>
               </w:rPr>
-              <w:instrText xml:space="preserve"> PAGEREF _Toc243158254 \h </w:instrText>
+              <w:instrText xml:space="preserve"> PAGEREF _Toc243159260 \h </w:instrText>
             </w:r>
             <w:r>
               <w:rPr>
@@ -895,7 +895,7 @@
               <w14:ligatures w14:val="standardContextual"/>
             </w:rPr>
           </w:pPr>
-          <w:hyperlink w:anchor="_Toc243158255" w:history="1">
+          <w:hyperlink w:anchor="_Toc243159261" w:history="1">
             <w:r>
               <w:rPr>
                 <w:rStyle w:val="Hipervnculo"/>
@@ -947,7 +947,7 @@
                 <w:noProof/>
                 <w:webHidden/>
               </w:rPr>
-              <w:instrText xml:space="preserve"> PAGEREF _Toc243158255 \h </w:instrText>
+              <w:instrText xml:space="preserve"> PAGEREF _Toc243159261 \h </w:instrText>
             </w:r>
             <w:r>
               <w:rPr>
@@ -996,7 +996,7 @@
               <w14:ligatures w14:val="standardContextual"/>
             </w:rPr>
           </w:pPr>
-          <w:hyperlink w:anchor="_Toc243158256" w:history="1">
+          <w:hyperlink w:anchor="_Toc243159262" w:history="1">
             <w:r>
               <w:rPr>
                 <w:rStyle w:val="Hipervnculo"/>
@@ -1046,7 +1046,7 @@
                 <w:noProof/>
                 <w:webHidden/>
               </w:rPr>
-              <w:instrText xml:space="preserve"> PAGEREF _Toc243158256 \h </w:instrText>
+              <w:instrText xml:space="preserve"> PAGEREF _Toc243159262 \h </w:instrText>
             </w:r>
             <w:r>
               <w:rPr>
@@ -1097,7 +1097,7 @@
               <w14:ligatures w14:val="standardContextual"/>
             </w:rPr>
           </w:pPr>
-          <w:hyperlink w:anchor="_Toc243158257" w:history="1">
+          <w:hyperlink w:anchor="_Toc243159263" w:history="1">
             <w:r>
               <w:rPr>
                 <w:rStyle w:val="Hipervnculo"/>
@@ -1149,7 +1149,7 @@
                 <w:noProof/>
                 <w:webHidden/>
               </w:rPr>
-              <w:instrText xml:space="preserve"> PAGEREF _Toc243158257 \h </w:instrText>
+              <w:instrText xml:space="preserve"> PAGEREF _Toc243159263 \h </w:instrText>
             </w:r>
             <w:r>
               <w:rPr>
@@ -1198,7 +1198,7 @@
               <w14:ligatures w14:val="standardContextual"/>
             </w:rPr>
           </w:pPr>
-          <w:hyperlink w:anchor="_Toc243158258" w:history="1">
+          <w:hyperlink w:anchor="_Toc243159264" w:history="1">
             <w:r>
               <w:rPr>
                 <w:rStyle w:val="Hipervnculo"/>
@@ -1248,7 +1248,7 @@
                 <w:noProof/>
                 <w:webHidden/>
               </w:rPr>
-              <w:instrText xml:space="preserve"> PAGEREF _Toc243158258 \h </w:instrText>
+              <w:instrText xml:space="preserve"> PAGEREF _Toc243159264 \h </w:instrText>
             </w:r>
             <w:r>
               <w:rPr>
@@ -1299,7 +1299,7 @@
               <w14:ligatures w14:val="standardContextual"/>
             </w:rPr>
           </w:pPr>
-          <w:hyperlink w:anchor="_Toc243158259" w:history="1">
+          <w:hyperlink w:anchor="_Toc243159265" w:history="1">
             <w:r>
               <w:rPr>
                 <w:rStyle w:val="Hipervnculo"/>
@@ -1351,7 +1351,7 @@
                 <w:noProof/>
                 <w:webHidden/>
               </w:rPr>
-              <w:instrText xml:space="preserve"> PAGEREF _Toc243158259 \h </w:instrText>
+              <w:instrText xml:space="preserve"> PAGEREF _Toc243159265 \h </w:instrText>
             </w:r>
             <w:r>
               <w:rPr>
@@ -1402,7 +1402,7 @@
               <w14:ligatures w14:val="standardContextual"/>
             </w:rPr>
           </w:pPr>
-          <w:hyperlink w:anchor="_Toc243158260" w:history="1">
+          <w:hyperlink w:anchor="_Toc243159266" w:history="1">
             <w:r>
               <w:rPr>
                 <w:rStyle w:val="Hipervnculo"/>
@@ -1454,7 +1454,7 @@
                 <w:noProof/>
                 <w:webHidden/>
               </w:rPr>
-              <w:instrText xml:space="preserve"> PAGEREF _Toc243158260 \h </w:instrText>
+              <w:instrText xml:space="preserve"> PAGEREF _Toc243159266 \h </w:instrText>
             </w:r>
             <w:r>
               <w:rPr>
@@ -1505,7 +1505,7 @@
               <w14:ligatures w14:val="standardContextual"/>
             </w:rPr>
           </w:pPr>
-          <w:hyperlink w:anchor="_Toc243158261" w:history="1">
+          <w:hyperlink w:anchor="_Toc243159267" w:history="1">
             <w:r>
               <w:rPr>
                 <w:rStyle w:val="Hipervnculo"/>
@@ -1557,7 +1557,7 @@
                 <w:noProof/>
                 <w:webHidden/>
               </w:rPr>
-              <w:instrText xml:space="preserve"> PAGEREF _Toc243158261 \h </w:instrText>
+              <w:instrText xml:space="preserve"> PAGEREF _Toc243159267 \h </w:instrText>
             </w:r>
             <w:r>
               <w:rPr>
@@ -1608,7 +1608,7 @@
               <w14:ligatures w14:val="standardContextual"/>
             </w:rPr>
           </w:pPr>
-          <w:hyperlink w:anchor="_Toc243158262" w:history="1">
+          <w:hyperlink w:anchor="_Toc243159268" w:history="1">
             <w:r>
               <w:rPr>
                 <w:rStyle w:val="Hipervnculo"/>
@@ -1660,7 +1660,7 @@
                 <w:noProof/>
                 <w:webHidden/>
               </w:rPr>
-              <w:instrText xml:space="preserve"> PAGEREF _Toc243158262 \h </w:instrText>
+              <w:instrText xml:space="preserve"> PAGEREF _Toc243159268 \h </w:instrText>
             </w:r>
             <w:r>
               <w:rPr>
@@ -1711,7 +1711,7 @@
               <w14:ligatures w14:val="standardContextual"/>
             </w:rPr>
           </w:pPr>
-          <w:hyperlink w:anchor="_Toc243158263" w:history="1">
+          <w:hyperlink w:anchor="_Toc243159269" w:history="1">
             <w:r>
               <w:rPr>
                 <w:rStyle w:val="Hipervnculo"/>
@@ -1763,7 +1763,7 @@
                 <w:noProof/>
                 <w:webHidden/>
               </w:rPr>
-              <w:instrText xml:space="preserve"> PAGEREF _Toc243158263 \h </w:instrText>
+              <w:instrText xml:space="preserve"> PAGEREF _Toc243159269 \h </w:instrText>
             </w:r>
             <w:r>
               <w:rPr>
@@ -1811,7 +1811,7 @@
         </w:rPr>
       </w:pPr>
       <w:bookmarkStart w:id="0" w:name="_Toc243155759"/>
-      <w:bookmarkStart w:id="1" w:name="_Toc243158251"/>
+      <w:bookmarkStart w:id="1" w:name="_Toc243159257"/>
       <w:r>
         <w:rPr>
           <w:rFonts w:asciiTheme="minorHAnsi" w:eastAsia="Times New Roman" w:hAnsiTheme="minorHAnsi" w:cstheme="minorHAnsi"/>
@@ -2311,7 +2311,7 @@
         <w:pStyle w:val="Ttulo1"/>
       </w:pPr>
       <w:bookmarkStart w:id="2" w:name="_Toc243155760"/>
-      <w:bookmarkStart w:id="3" w:name="_Toc243158252"/>
+      <w:bookmarkStart w:id="3" w:name="_Toc243159258"/>
       <w:r>
         <w:t>Integrantes:</w:t>
       </w:r>
@@ -2585,7 +2585,7 @@
           <w:lang w:val="es-CL" w:eastAsia="es-CL"/>
         </w:rPr>
       </w:pPr>
-      <w:bookmarkStart w:id="4" w:name="_Toc243158253"/>
+      <w:bookmarkStart w:id="4" w:name="_Toc243159259"/>
       <w:r>
         <w:rPr>
           <w:rFonts w:asciiTheme="minorHAnsi" w:hAnsiTheme="minorHAnsi" w:cstheme="minorHAnsi"/>
@@ -3537,7 +3537,7 @@
           <w:lang w:val="es-CL" w:eastAsia="es-CL"/>
         </w:rPr>
       </w:pPr>
-      <w:bookmarkStart w:id="5" w:name="_Toc243158254"/>
+      <w:bookmarkStart w:id="5" w:name="_Toc243159260"/>
       <w:r>
         <w:rPr>
           <w:rFonts w:asciiTheme="minorHAnsi" w:hAnsiTheme="minorHAnsi" w:cstheme="minorHAnsi"/>
@@ -3578,7 +3578,7 @@
           <w:lang w:val="es-CL" w:eastAsia="es-CL"/>
         </w:rPr>
       </w:pPr>
-      <w:bookmarkStart w:id="6" w:name="_Toc243158255"/>
+      <w:bookmarkStart w:id="6" w:name="_Toc243159261"/>
       <w:r>
         <w:rPr>
           <w:rFonts w:asciiTheme="minorHAnsi" w:hAnsiTheme="minorHAnsi" w:cstheme="minorHAnsi"/>
@@ -3985,7 +3985,7 @@
           <w:lang w:val="es-CL" w:eastAsia="es-CL"/>
         </w:rPr>
       </w:pPr>
-      <w:bookmarkStart w:id="7" w:name="_Toc243158256"/>
+      <w:bookmarkStart w:id="7" w:name="_Toc243159262"/>
       <w:r>
         <w:rPr>
           <w:rFonts w:asciiTheme="minorHAnsi" w:hAnsiTheme="minorHAnsi" w:cstheme="minorHAnsi"/>
@@ -6428,7 +6428,7 @@
           <w:lang w:val="es-CL" w:eastAsia="es-CL"/>
         </w:rPr>
       </w:pPr>
-      <w:bookmarkStart w:id="8" w:name="_Toc243158257"/>
+      <w:bookmarkStart w:id="8" w:name="_Toc243159263"/>
       <w:r>
         <w:rPr>
           <w:rFonts w:asciiTheme="minorHAnsi" w:hAnsiTheme="minorHAnsi" w:cstheme="minorHAnsi"/>
@@ -6855,7 +6855,7 @@
           <w:lang w:val="es-CL" w:eastAsia="es-CL"/>
         </w:rPr>
       </w:pPr>
-      <w:bookmarkStart w:id="9" w:name="_Toc243158258"/>
+      <w:bookmarkStart w:id="9" w:name="_Toc243159264"/>
       <w:r>
         <w:rPr>
           <w:rFonts w:asciiTheme="minorHAnsi" w:hAnsiTheme="minorHAnsi" w:cstheme="minorHAnsi"/>
@@ -8832,7 +8832,7 @@
           <w:lang w:val="es-CL" w:eastAsia="es-CL"/>
         </w:rPr>
       </w:pPr>
-      <w:bookmarkStart w:id="10" w:name="_Toc243158259"/>
+      <w:bookmarkStart w:id="10" w:name="_Toc243159265"/>
       <w:r>
         <w:rPr>
           <w:rFonts w:asciiTheme="minorHAnsi" w:hAnsiTheme="minorHAnsi" w:cstheme="minorHAnsi"/>
@@ -9999,7 +9999,7 @@
           <w:lang w:val="es-CL" w:eastAsia="es-CL"/>
         </w:rPr>
       </w:pPr>
-      <w:bookmarkStart w:id="11" w:name="_Toc243158260"/>
+      <w:bookmarkStart w:id="11" w:name="_Toc243159266"/>
       <w:r>
         <w:rPr>
           <w:rFonts w:asciiTheme="minorHAnsi" w:hAnsiTheme="minorHAnsi" w:cstheme="minorHAnsi"/>
@@ -11103,7 +11103,7 @@
           <w:lang w:val="es-CL" w:eastAsia="es-CL"/>
         </w:rPr>
       </w:pPr>
-      <w:bookmarkStart w:id="12" w:name="_Toc243158261"/>
+      <w:bookmarkStart w:id="12" w:name="_Toc243159267"/>
       <w:r>
         <w:rPr>
           <w:rFonts w:asciiTheme="minorHAnsi" w:hAnsiTheme="minorHAnsi" w:cstheme="minorHAnsi"/>
@@ -12452,7 +12452,7 @@
           <w:lang w:val="es-CL" w:eastAsia="es-CL"/>
         </w:rPr>
       </w:pPr>
-      <w:bookmarkStart w:id="13" w:name="_Toc243158262"/>
+      <w:bookmarkStart w:id="13" w:name="_Toc243159268"/>
       <w:r>
         <w:rPr>
           <w:rFonts w:asciiTheme="minorHAnsi" w:hAnsiTheme="minorHAnsi" w:cstheme="minorHAnsi"/>
@@ -12756,34 +12756,12 @@
     </w:p>
     <w:p>
       <w:pPr>
-        <w:jc w:val="both"/>
-        <w:rPr>
-          <w:lang w:val="es-CL" w:eastAsia="es-CL"/>
-        </w:rPr>
-      </w:pPr>
-      <w:r>
-        <w:rPr>
-          <w:rFonts w:cstheme="minorHAnsi"/>
-          <w:lang w:val="es-CL" w:eastAsia="es-CL"/>
-        </w:rPr>
-        <w:t>E1 (19 SP) se desarrolló en unas tres semanas (S4 a S6), cerca de 6 SP por semana. Ese ritmo incluye trabajo de base que no suma Story Points: el entorno Docker, Alembic, la seguridad y la estructura de capas. E2 a E4 reutilizan esa estructura (modelo y migración, schemas, servicio, router protegido por rol, pruebas y acta), por lo que se espera un ritmo mayor. La carga planificada de S11 (14 SP) y de S14 (13 SP más HU25) supera el ritmo de E1, así que se mantiene como riesgo: al cierre de cada semana se co</w:t>
-      </w:r>
-      <w:r>
-        <w:rPr>
-          <w:rFonts w:cstheme="minorHAnsi"/>
-          <w:lang w:val="es-CL" w:eastAsia="es-CL"/>
-        </w:rPr>
-        <w:t>mpara lo terminado con lo planificado y, si hay desviación, se repriorizan las historias de menor prioridad del Product Backlog dentro de las semanas de cada épica, sin mover las fechas de la Carta Gantt.</w:t>
-      </w:r>
-    </w:p>
-    <w:p>
-      <w:pPr>
         <w:pStyle w:val="Ttulo1"/>
         <w:rPr>
           <w:lang w:val="es-CL" w:eastAsia="es-CL"/>
         </w:rPr>
       </w:pPr>
-      <w:bookmarkStart w:id="14" w:name="_Toc243158263"/>
+      <w:bookmarkStart w:id="14" w:name="_Toc243159269"/>
       <w:r>
         <w:rPr>
           <w:rFonts w:asciiTheme="minorHAnsi" w:hAnsiTheme="minorHAnsi" w:cstheme="minorHAnsi"/>
@@ -16473,7 +16451,6 @@
     <w:rsid w:val="00120E54"/>
     <w:rsid w:val="00194DF5"/>
     <w:rsid w:val="001B14B7"/>
-    <w:rsid w:val="001B589C"/>
     <w:rsid w:val="001F5A9D"/>
     <w:rsid w:val="00230D02"/>
     <w:rsid w:val="00252686"/>
@@ -16491,8 +16468,9 @@
     <w:rsid w:val="00825B36"/>
     <w:rsid w:val="009007E1"/>
     <w:rsid w:val="00960213"/>
-    <w:rsid w:val="009A43F3"/>
     <w:rsid w:val="009B18C0"/>
+    <w:rsid w:val="00A56B41"/>
+    <w:rsid w:val="00B9112E"/>
     <w:rsid w:val="00BD2436"/>
     <w:rsid w:val="00C47BA2"/>
     <w:rsid w:val="00C5036F"/>
